--- a/Documentazione.docx
+++ b/Documentazione.docx
@@ -328,84 +328,2982 @@
     </w:p>
     <w:p>
       <w:pPr>
-        <w:pStyle w:val="normal1"/>
-      </w:pPr>
-      <w:r>
-        <w:t>Abbiamo diviso il nostro progetto in diversi package.</w:t>
-      </w:r>
-    </w:p>
-    <w:p>
-      <w:pPr>
-        <w:pStyle w:val="normal1"/>
-      </w:pPr>
-      <w:r>
-        <w:t>Il package “</w:t>
-      </w:r>
-      <w:proofErr w:type="spellStart"/>
-      <w:proofErr w:type="gramStart"/>
-      <w:r>
-        <w:t>GameEngine</w:t>
-      </w:r>
-      <w:proofErr w:type="spellEnd"/>
-      <w:r>
-        <w:t>”  è</w:t>
-      </w:r>
-      <w:proofErr w:type="gramEnd"/>
-      <w:r>
-        <w:t xml:space="preserve"> un package contenente varie classi fondamentali per </w:t>
-      </w:r>
-      <w:r>
-        <w:t>il corretto funzionamento dell’avventura.</w:t>
-      </w:r>
-    </w:p>
-    <w:p>
-      <w:pPr>
-        <w:pStyle w:val="normal1"/>
-      </w:pPr>
-      <w:proofErr w:type="gramStart"/>
-      <w:r>
-        <w:t>In particolare</w:t>
-      </w:r>
-      <w:proofErr w:type="gramEnd"/>
-      <w:r>
-        <w:t xml:space="preserve"> contiene la classe </w:t>
-      </w:r>
-      <w:proofErr w:type="spellStart"/>
-      <w:r>
-        <w:t>GameEngine</w:t>
-      </w:r>
-      <w:proofErr w:type="spellEnd"/>
-      <w:r>
-        <w:t xml:space="preserve"> che contiene principalmente chiamate a metodi di altre classi, al suo interno inoltre abbiamo inserito la gestione dell’avvio gioco, i tasti per accedere alla mappa, all’inventario e al menù di pausa, i dialoghi dei vari personaggi presenti dell’avventura.</w:t>
-      </w:r>
-    </w:p>
-    <w:p>
-      <w:pPr>
-        <w:pStyle w:val="normal1"/>
-      </w:pPr>
-      <w:r>
-        <w:t xml:space="preserve">Poi abbiamo </w:t>
-      </w:r>
-      <w:proofErr w:type="spellStart"/>
-      <w:r>
-        <w:t>GameStatistics</w:t>
-      </w:r>
-      <w:proofErr w:type="spellEnd"/>
-      <w:r>
-        <w:t xml:space="preserve"> che gestisce l’assegnazione del punteggio al giocatore e la visione della hall of fame nei titoli di coda e nel menu iniziale.</w:t>
-      </w:r>
-    </w:p>
-    <w:p>
-      <w:pPr>
-        <w:pStyle w:val="normal1"/>
-      </w:pPr>
-    </w:p>
-    <w:p>
-      <w:pPr>
-        <w:pStyle w:val="normal1"/>
-      </w:pPr>
-      <w:r>
-        <w:t>Fornire dettagli sulla progettazione. Come sono state individuate le classi, quali sono le competenze di ogni classe, come sono state organizzate le classi in package.</w:t>
+        <w:pStyle w:val="Titolo"/>
+        <w:spacing w:after="200"/>
+      </w:pPr>
+      <w:r>
+        <w:rPr>
+          <w:b/>
+          <w:bCs/>
+        </w:rPr>
+        <w:t>Specifica Algebrica della Struttura Dati Insieme</w:t>
+      </w:r>
+    </w:p>
+    <w:p>
+      <w:pPr>
+        <w:spacing w:after="120"/>
+      </w:pPr>
+      <w:r>
+        <w:rPr>
+          <w:rFonts w:ascii="Calibri" w:eastAsia="Calibri" w:hAnsi="Calibri" w:cs="Calibri"/>
+        </w:rPr>
+        <w:t>La specifica algebrica implementata è quella della struttura dati Insieme. Abbiamo utilizzato questa struttura dati per gestire l'inventario del giocatore.</w:t>
+      </w:r>
+    </w:p>
+    <w:p>
+      <w:pPr>
+        <w:spacing w:after="120"/>
+      </w:pPr>
+      <w:r>
+        <w:rPr>
+          <w:rFonts w:ascii="Calibri" w:eastAsia="Calibri" w:hAnsi="Calibri" w:cs="Calibri"/>
+        </w:rPr>
+        <w:t xml:space="preserve">Il tipo parametro </w:t>
+      </w:r>
+      <w:proofErr w:type="spellStart"/>
+      <w:r>
+        <w:rPr>
+          <w:rFonts w:ascii="Calibri" w:eastAsia="Calibri" w:hAnsi="Calibri" w:cs="Calibri"/>
+        </w:rPr>
+        <w:t>tipoelem</w:t>
+      </w:r>
+      <w:proofErr w:type="spellEnd"/>
+      <w:r>
+        <w:rPr>
+          <w:rFonts w:ascii="Calibri" w:eastAsia="Calibri" w:hAnsi="Calibri" w:cs="Calibri"/>
+        </w:rPr>
+        <w:t xml:space="preserve"> è istanziato con Oggetto (Inventario&lt;T </w:t>
+      </w:r>
+      <w:proofErr w:type="spellStart"/>
+      <w:r>
+        <w:rPr>
+          <w:rFonts w:ascii="Calibri" w:eastAsia="Calibri" w:hAnsi="Calibri" w:cs="Calibri"/>
+        </w:rPr>
+        <w:t>extends</w:t>
+      </w:r>
+      <w:proofErr w:type="spellEnd"/>
+      <w:r>
+        <w:rPr>
+          <w:rFonts w:ascii="Calibri" w:eastAsia="Calibri" w:hAnsi="Calibri" w:cs="Calibri"/>
+        </w:rPr>
+        <w:t xml:space="preserve"> Oggetto&gt;). L'uguaglianza x = y su </w:t>
+      </w:r>
+      <w:proofErr w:type="spellStart"/>
+      <w:r>
+        <w:rPr>
+          <w:rFonts w:ascii="Calibri" w:eastAsia="Calibri" w:hAnsi="Calibri" w:cs="Calibri"/>
+        </w:rPr>
+        <w:t>tipoelem</w:t>
+      </w:r>
+      <w:proofErr w:type="spellEnd"/>
+      <w:r>
+        <w:rPr>
+          <w:rFonts w:ascii="Calibri" w:eastAsia="Calibri" w:hAnsi="Calibri" w:cs="Calibri"/>
+        </w:rPr>
+        <w:t xml:space="preserve"> è definita per nome (</w:t>
+      </w:r>
+      <w:proofErr w:type="spellStart"/>
+      <w:r>
+        <w:rPr>
+          <w:rFonts w:ascii="Calibri" w:eastAsia="Calibri" w:hAnsi="Calibri" w:cs="Calibri"/>
+        </w:rPr>
+        <w:t>getNomeOggetto</w:t>
+      </w:r>
+      <w:proofErr w:type="spellEnd"/>
+      <w:r>
+        <w:rPr>
+          <w:rFonts w:ascii="Calibri" w:eastAsia="Calibri" w:hAnsi="Calibri" w:cs="Calibri"/>
+        </w:rPr>
+        <w:t xml:space="preserve">() confrontato con </w:t>
+      </w:r>
+      <w:proofErr w:type="spellStart"/>
+      <w:r>
+        <w:rPr>
+          <w:rFonts w:ascii="Calibri" w:eastAsia="Calibri" w:hAnsi="Calibri" w:cs="Calibri"/>
+        </w:rPr>
+        <w:t>equalsIgnoreCase</w:t>
+      </w:r>
+      <w:proofErr w:type="spellEnd"/>
+      <w:r>
+        <w:rPr>
+          <w:rFonts w:ascii="Calibri" w:eastAsia="Calibri" w:hAnsi="Calibri" w:cs="Calibri"/>
+        </w:rPr>
+        <w:t xml:space="preserve">), coerentemente con </w:t>
+      </w:r>
+      <w:proofErr w:type="spellStart"/>
+      <w:r>
+        <w:rPr>
+          <w:rFonts w:ascii="Calibri" w:eastAsia="Calibri" w:hAnsi="Calibri" w:cs="Calibri"/>
+        </w:rPr>
+        <w:t>cercaOggetto</w:t>
+      </w:r>
+      <w:proofErr w:type="spellEnd"/>
+      <w:r>
+        <w:rPr>
+          <w:rFonts w:ascii="Calibri" w:eastAsia="Calibri" w:hAnsi="Calibri" w:cs="Calibri"/>
+        </w:rPr>
+        <w:t>: due oggetti con lo stesso nome sono lo stesso elemento.</w:t>
+      </w:r>
+    </w:p>
+    <w:p>
+      <w:pPr>
+        <w:pStyle w:val="Titolo1"/>
+        <w:spacing w:before="280" w:after="140"/>
+      </w:pPr>
+      <w:r>
+        <w:rPr>
+          <w:b/>
+          <w:bCs/>
+        </w:rPr>
+        <w:t>Specifica sintattica</w:t>
+      </w:r>
+    </w:p>
+    <w:p>
+      <w:pPr>
+        <w:spacing w:after="120"/>
+      </w:pPr>
+      <w:r>
+        <w:rPr>
+          <w:rFonts w:ascii="Calibri" w:eastAsia="Calibri" w:hAnsi="Calibri" w:cs="Calibri"/>
+          <w:b/>
+          <w:bCs/>
+        </w:rPr>
+        <w:t>Tipi:</w:t>
+      </w:r>
+      <w:r>
+        <w:t xml:space="preserve"> </w:t>
+      </w:r>
+      <w:r>
+        <w:rPr>
+          <w:rFonts w:ascii="Consolas" w:eastAsia="Consolas" w:hAnsi="Consolas" w:cs="Consolas"/>
+          <w:sz w:val="20"/>
+          <w:szCs w:val="20"/>
+        </w:rPr>
+        <w:t xml:space="preserve">insieme, </w:t>
+      </w:r>
+      <w:proofErr w:type="spellStart"/>
+      <w:r>
+        <w:rPr>
+          <w:rFonts w:ascii="Consolas" w:eastAsia="Consolas" w:hAnsi="Consolas" w:cs="Consolas"/>
+          <w:sz w:val="20"/>
+          <w:szCs w:val="20"/>
+        </w:rPr>
+        <w:t>boolean</w:t>
+      </w:r>
+      <w:proofErr w:type="spellEnd"/>
+      <w:r>
+        <w:rPr>
+          <w:rFonts w:ascii="Consolas" w:eastAsia="Consolas" w:hAnsi="Consolas" w:cs="Consolas"/>
+          <w:sz w:val="20"/>
+          <w:szCs w:val="20"/>
+        </w:rPr>
+        <w:t xml:space="preserve">, </w:t>
+      </w:r>
+      <w:proofErr w:type="spellStart"/>
+      <w:r>
+        <w:rPr>
+          <w:rFonts w:ascii="Consolas" w:eastAsia="Consolas" w:hAnsi="Consolas" w:cs="Consolas"/>
+          <w:sz w:val="20"/>
+          <w:szCs w:val="20"/>
+        </w:rPr>
+        <w:t>tipoelem</w:t>
+      </w:r>
+      <w:proofErr w:type="spellEnd"/>
+    </w:p>
+    <w:p>
+      <w:pPr>
+        <w:spacing w:after="120"/>
+      </w:pPr>
+      <w:r>
+        <w:rPr>
+          <w:rFonts w:ascii="Calibri" w:eastAsia="Calibri" w:hAnsi="Calibri" w:cs="Calibri"/>
+          <w:b/>
+          <w:bCs/>
+        </w:rPr>
+        <w:t>Operazioni:</w:t>
+      </w:r>
+    </w:p>
+    <w:p>
+      <w:pPr>
+        <w:spacing w:after="60"/>
+        <w:ind w:left="360"/>
+      </w:pPr>
+      <w:r>
+        <w:rPr>
+          <w:rFonts w:ascii="Calibri" w:eastAsia="Calibri" w:hAnsi="Calibri" w:cs="Calibri"/>
+        </w:rPr>
+        <w:t xml:space="preserve">• </w:t>
+      </w:r>
+      <w:proofErr w:type="spellStart"/>
+      <w:r>
+        <w:rPr>
+          <w:rFonts w:ascii="Consolas" w:eastAsia="Consolas" w:hAnsi="Consolas" w:cs="Consolas"/>
+          <w:sz w:val="20"/>
+          <w:szCs w:val="20"/>
+        </w:rPr>
+        <w:t>creainsieme</w:t>
+      </w:r>
+      <w:proofErr w:type="spellEnd"/>
+      <w:r>
+        <w:rPr>
+          <w:rFonts w:ascii="Consolas" w:eastAsia="Consolas" w:hAnsi="Consolas" w:cs="Consolas"/>
+          <w:sz w:val="20"/>
+          <w:szCs w:val="20"/>
+        </w:rPr>
+        <w:t xml:space="preserve"> () -&gt; insieme</w:t>
+      </w:r>
+    </w:p>
+    <w:p>
+      <w:pPr>
+        <w:spacing w:after="60"/>
+        <w:ind w:left="360"/>
+      </w:pPr>
+      <w:r>
+        <w:rPr>
+          <w:rFonts w:ascii="Calibri" w:eastAsia="Calibri" w:hAnsi="Calibri" w:cs="Calibri"/>
+        </w:rPr>
+        <w:t xml:space="preserve">• </w:t>
+      </w:r>
+      <w:proofErr w:type="spellStart"/>
+      <w:r>
+        <w:rPr>
+          <w:rFonts w:ascii="Consolas" w:eastAsia="Consolas" w:hAnsi="Consolas" w:cs="Consolas"/>
+          <w:sz w:val="20"/>
+          <w:szCs w:val="20"/>
+        </w:rPr>
+        <w:t>insiemevuoto</w:t>
+      </w:r>
+      <w:proofErr w:type="spellEnd"/>
+      <w:r>
+        <w:rPr>
+          <w:rFonts w:ascii="Consolas" w:eastAsia="Consolas" w:hAnsi="Consolas" w:cs="Consolas"/>
+          <w:sz w:val="20"/>
+          <w:szCs w:val="20"/>
+        </w:rPr>
+        <w:t xml:space="preserve"> (insieme) -&gt; </w:t>
+      </w:r>
+      <w:proofErr w:type="spellStart"/>
+      <w:r>
+        <w:rPr>
+          <w:rFonts w:ascii="Consolas" w:eastAsia="Consolas" w:hAnsi="Consolas" w:cs="Consolas"/>
+          <w:sz w:val="20"/>
+          <w:szCs w:val="20"/>
+        </w:rPr>
+        <w:t>boolean</w:t>
+      </w:r>
+      <w:proofErr w:type="spellEnd"/>
+    </w:p>
+    <w:p>
+      <w:pPr>
+        <w:spacing w:after="60"/>
+        <w:ind w:left="360"/>
+      </w:pPr>
+      <w:r>
+        <w:rPr>
+          <w:rFonts w:ascii="Calibri" w:eastAsia="Calibri" w:hAnsi="Calibri" w:cs="Calibri"/>
+        </w:rPr>
+        <w:t xml:space="preserve">• </w:t>
+      </w:r>
+      <w:r>
+        <w:rPr>
+          <w:rFonts w:ascii="Consolas" w:eastAsia="Consolas" w:hAnsi="Consolas" w:cs="Consolas"/>
+          <w:sz w:val="20"/>
+          <w:szCs w:val="20"/>
+        </w:rPr>
+        <w:t xml:space="preserve">appartiene (insieme, </w:t>
+      </w:r>
+      <w:proofErr w:type="spellStart"/>
+      <w:r>
+        <w:rPr>
+          <w:rFonts w:ascii="Consolas" w:eastAsia="Consolas" w:hAnsi="Consolas" w:cs="Consolas"/>
+          <w:sz w:val="20"/>
+          <w:szCs w:val="20"/>
+        </w:rPr>
+        <w:t>tipoelem</w:t>
+      </w:r>
+      <w:proofErr w:type="spellEnd"/>
+      <w:r>
+        <w:rPr>
+          <w:rFonts w:ascii="Consolas" w:eastAsia="Consolas" w:hAnsi="Consolas" w:cs="Consolas"/>
+          <w:sz w:val="20"/>
+          <w:szCs w:val="20"/>
+        </w:rPr>
+        <w:t xml:space="preserve">) -&gt; </w:t>
+      </w:r>
+      <w:proofErr w:type="spellStart"/>
+      <w:r>
+        <w:rPr>
+          <w:rFonts w:ascii="Consolas" w:eastAsia="Consolas" w:hAnsi="Consolas" w:cs="Consolas"/>
+          <w:sz w:val="20"/>
+          <w:szCs w:val="20"/>
+        </w:rPr>
+        <w:t>boolean</w:t>
+      </w:r>
+      <w:proofErr w:type="spellEnd"/>
+    </w:p>
+    <w:p>
+      <w:pPr>
+        <w:spacing w:after="60"/>
+        <w:ind w:left="360"/>
+      </w:pPr>
+      <w:r>
+        <w:rPr>
+          <w:rFonts w:ascii="Calibri" w:eastAsia="Calibri" w:hAnsi="Calibri" w:cs="Calibri"/>
+        </w:rPr>
+        <w:t xml:space="preserve">• </w:t>
+      </w:r>
+      <w:r>
+        <w:rPr>
+          <w:rFonts w:ascii="Consolas" w:eastAsia="Consolas" w:hAnsi="Consolas" w:cs="Consolas"/>
+          <w:sz w:val="20"/>
+          <w:szCs w:val="20"/>
+        </w:rPr>
+        <w:t xml:space="preserve">inserisci (insieme, </w:t>
+      </w:r>
+      <w:proofErr w:type="spellStart"/>
+      <w:r>
+        <w:rPr>
+          <w:rFonts w:ascii="Consolas" w:eastAsia="Consolas" w:hAnsi="Consolas" w:cs="Consolas"/>
+          <w:sz w:val="20"/>
+          <w:szCs w:val="20"/>
+        </w:rPr>
+        <w:t>tipoelem</w:t>
+      </w:r>
+      <w:proofErr w:type="spellEnd"/>
+      <w:r>
+        <w:rPr>
+          <w:rFonts w:ascii="Consolas" w:eastAsia="Consolas" w:hAnsi="Consolas" w:cs="Consolas"/>
+          <w:sz w:val="20"/>
+          <w:szCs w:val="20"/>
+        </w:rPr>
+        <w:t>) -&gt; insieme</w:t>
+      </w:r>
+    </w:p>
+    <w:p>
+      <w:pPr>
+        <w:spacing w:after="60"/>
+        <w:ind w:left="360"/>
+      </w:pPr>
+      <w:r>
+        <w:rPr>
+          <w:rFonts w:ascii="Calibri" w:eastAsia="Calibri" w:hAnsi="Calibri" w:cs="Calibri"/>
+        </w:rPr>
+        <w:t xml:space="preserve">• </w:t>
+      </w:r>
+      <w:r>
+        <w:rPr>
+          <w:rFonts w:ascii="Consolas" w:eastAsia="Consolas" w:hAnsi="Consolas" w:cs="Consolas"/>
+          <w:sz w:val="20"/>
+          <w:szCs w:val="20"/>
+        </w:rPr>
+        <w:t xml:space="preserve">cancella (insieme, </w:t>
+      </w:r>
+      <w:proofErr w:type="spellStart"/>
+      <w:r>
+        <w:rPr>
+          <w:rFonts w:ascii="Consolas" w:eastAsia="Consolas" w:hAnsi="Consolas" w:cs="Consolas"/>
+          <w:sz w:val="20"/>
+          <w:szCs w:val="20"/>
+        </w:rPr>
+        <w:t>tipoelem</w:t>
+      </w:r>
+      <w:proofErr w:type="spellEnd"/>
+      <w:r>
+        <w:rPr>
+          <w:rFonts w:ascii="Consolas" w:eastAsia="Consolas" w:hAnsi="Consolas" w:cs="Consolas"/>
+          <w:sz w:val="20"/>
+          <w:szCs w:val="20"/>
+        </w:rPr>
+        <w:t>) -&gt; insieme</w:t>
+      </w:r>
+    </w:p>
+    <w:p>
+      <w:pPr>
+        <w:spacing w:after="60"/>
+        <w:ind w:left="360"/>
+      </w:pPr>
+      <w:r>
+        <w:rPr>
+          <w:rFonts w:ascii="Calibri" w:eastAsia="Calibri" w:hAnsi="Calibri" w:cs="Calibri"/>
+        </w:rPr>
+        <w:t xml:space="preserve">• </w:t>
+      </w:r>
+      <w:r>
+        <w:rPr>
+          <w:rFonts w:ascii="Consolas" w:eastAsia="Consolas" w:hAnsi="Consolas" w:cs="Consolas"/>
+          <w:sz w:val="20"/>
+          <w:szCs w:val="20"/>
+        </w:rPr>
+        <w:t xml:space="preserve">uguale (insieme, insieme) -&gt; </w:t>
+      </w:r>
+      <w:proofErr w:type="spellStart"/>
+      <w:r>
+        <w:rPr>
+          <w:rFonts w:ascii="Consolas" w:eastAsia="Consolas" w:hAnsi="Consolas" w:cs="Consolas"/>
+          <w:sz w:val="20"/>
+          <w:szCs w:val="20"/>
+        </w:rPr>
+        <w:t>boolean</w:t>
+      </w:r>
+      <w:proofErr w:type="spellEnd"/>
+    </w:p>
+    <w:p>
+      <w:pPr>
+        <w:pStyle w:val="Titolo1"/>
+        <w:spacing w:before="280" w:after="140"/>
+      </w:pPr>
+      <w:r>
+        <w:rPr>
+          <w:b/>
+          <w:bCs/>
+        </w:rPr>
+        <w:t>Specifica semantica</w:t>
+      </w:r>
+    </w:p>
+    <w:p>
+      <w:pPr>
+        <w:spacing w:after="120"/>
+      </w:pPr>
+      <w:r>
+        <w:rPr>
+          <w:rFonts w:ascii="Calibri" w:eastAsia="Calibri" w:hAnsi="Calibri" w:cs="Calibri"/>
+          <w:b/>
+          <w:bCs/>
+        </w:rPr>
+        <w:t>Dichiarazione variabili da usare:</w:t>
+      </w:r>
+    </w:p>
+    <w:p>
+      <w:pPr>
+        <w:spacing w:after="80"/>
+      </w:pPr>
+      <w:r>
+        <w:rPr>
+          <w:rFonts w:ascii="Consolas" w:eastAsia="Consolas" w:hAnsi="Consolas" w:cs="Consolas"/>
+          <w:sz w:val="20"/>
+          <w:szCs w:val="20"/>
+        </w:rPr>
+        <w:t xml:space="preserve">A, A' : insieme;   x, y : </w:t>
+      </w:r>
+      <w:proofErr w:type="spellStart"/>
+      <w:r>
+        <w:rPr>
+          <w:rFonts w:ascii="Consolas" w:eastAsia="Consolas" w:hAnsi="Consolas" w:cs="Consolas"/>
+          <w:sz w:val="20"/>
+          <w:szCs w:val="20"/>
+        </w:rPr>
+        <w:t>tipoelem</w:t>
+      </w:r>
+      <w:proofErr w:type="spellEnd"/>
+      <w:r>
+        <w:rPr>
+          <w:rFonts w:ascii="Consolas" w:eastAsia="Consolas" w:hAnsi="Consolas" w:cs="Consolas"/>
+          <w:sz w:val="20"/>
+          <w:szCs w:val="20"/>
+        </w:rPr>
+        <w:t xml:space="preserve">;   b : </w:t>
+      </w:r>
+      <w:proofErr w:type="spellStart"/>
+      <w:r>
+        <w:rPr>
+          <w:rFonts w:ascii="Consolas" w:eastAsia="Consolas" w:hAnsi="Consolas" w:cs="Consolas"/>
+          <w:sz w:val="20"/>
+          <w:szCs w:val="20"/>
+        </w:rPr>
+        <w:t>boolean</w:t>
+      </w:r>
+      <w:proofErr w:type="spellEnd"/>
+    </w:p>
+    <w:p>
+      <w:pPr>
+        <w:spacing w:before="160" w:after="100"/>
+      </w:pPr>
+      <w:r>
+        <w:rPr>
+          <w:rFonts w:ascii="Calibri" w:eastAsia="Calibri" w:hAnsi="Calibri" w:cs="Calibri"/>
+          <w:b/>
+          <w:bCs/>
+        </w:rPr>
+        <w:t>Tabella delle osservazioni</w:t>
+      </w:r>
+    </w:p>
+    <w:tbl>
+      <w:tblPr>
+        <w:tblW w:w="9360" w:type="dxa"/>
+        <w:tblBorders>
+          <w:top w:val="single" w:sz="4" w:space="0" w:color="auto"/>
+          <w:left w:val="single" w:sz="4" w:space="0" w:color="auto"/>
+          <w:bottom w:val="single" w:sz="4" w:space="0" w:color="auto"/>
+          <w:right w:val="single" w:sz="4" w:space="0" w:color="auto"/>
+          <w:insideH w:val="single" w:sz="4" w:space="0" w:color="auto"/>
+          <w:insideV w:val="single" w:sz="4" w:space="0" w:color="auto"/>
+        </w:tblBorders>
+        <w:tblCellMar>
+          <w:left w:w="10" w:type="dxa"/>
+          <w:right w:w="10" w:type="dxa"/>
+        </w:tblCellMar>
+        <w:tblLook w:val="04A0" w:firstRow="1" w:lastRow="0" w:firstColumn="1" w:lastColumn="0" w:noHBand="0" w:noVBand="1"/>
+      </w:tblPr>
+      <w:tblGrid>
+        <w:gridCol w:w="2400"/>
+        <w:gridCol w:w="3480"/>
+        <w:gridCol w:w="3480"/>
+      </w:tblGrid>
+      <w:tr>
+        <w:tblPrEx>
+          <w:tblCellMar>
+            <w:top w:w="0" w:type="dxa"/>
+            <w:bottom w:w="0" w:type="dxa"/>
+          </w:tblCellMar>
+        </w:tblPrEx>
+        <w:trPr>
+          <w:tblHeader/>
+        </w:trPr>
+        <w:tc>
+          <w:tcPr>
+            <w:tcW w:w="2400" w:type="dxa"/>
+            <w:tcBorders>
+              <w:top w:val="single" w:sz="4" w:space="0" w:color="999999"/>
+              <w:left w:val="single" w:sz="4" w:space="0" w:color="999999"/>
+              <w:bottom w:val="single" w:sz="4" w:space="0" w:color="999999"/>
+              <w:right w:val="single" w:sz="4" w:space="0" w:color="999999"/>
+            </w:tcBorders>
+            <w:shd w:val="clear" w:color="auto" w:fill="2E5395"/>
+            <w:tcMar>
+              <w:top w:w="100" w:type="dxa"/>
+              <w:left w:w="120" w:type="dxa"/>
+              <w:bottom w:w="100" w:type="dxa"/>
+              <w:right w:w="120" w:type="dxa"/>
+            </w:tcMar>
+            <w:vAlign w:val="center"/>
+          </w:tcPr>
+          <w:p>
+            <w:pPr>
+              <w:jc w:val="center"/>
+            </w:pPr>
+            <w:r>
+              <w:rPr>
+                <w:rFonts w:ascii="Calibri" w:eastAsia="Calibri" w:hAnsi="Calibri" w:cs="Calibri"/>
+                <w:b/>
+                <w:bCs/>
+                <w:color w:val="FFFFFF"/>
+                <w:sz w:val="20"/>
+                <w:szCs w:val="20"/>
+              </w:rPr>
+              <w:lastRenderedPageBreak/>
+              <w:t>Osservazione</w:t>
+            </w:r>
+          </w:p>
+        </w:tc>
+        <w:tc>
+          <w:tcPr>
+            <w:tcW w:w="3480" w:type="dxa"/>
+            <w:tcBorders>
+              <w:top w:val="single" w:sz="4" w:space="0" w:color="999999"/>
+              <w:left w:val="single" w:sz="4" w:space="0" w:color="999999"/>
+              <w:bottom w:val="single" w:sz="4" w:space="0" w:color="999999"/>
+              <w:right w:val="single" w:sz="4" w:space="0" w:color="999999"/>
+            </w:tcBorders>
+            <w:shd w:val="clear" w:color="auto" w:fill="2E5395"/>
+            <w:tcMar>
+              <w:top w:w="100" w:type="dxa"/>
+              <w:left w:w="120" w:type="dxa"/>
+              <w:bottom w:w="100" w:type="dxa"/>
+              <w:right w:w="120" w:type="dxa"/>
+            </w:tcMar>
+            <w:vAlign w:val="center"/>
+          </w:tcPr>
+          <w:p>
+            <w:pPr>
+              <w:jc w:val="center"/>
+            </w:pPr>
+            <w:r>
+              <w:rPr>
+                <w:rFonts w:ascii="Calibri" w:eastAsia="Calibri" w:hAnsi="Calibri" w:cs="Calibri"/>
+                <w:b/>
+                <w:bCs/>
+                <w:color w:val="FFFFFF"/>
+                <w:sz w:val="20"/>
+                <w:szCs w:val="20"/>
+              </w:rPr>
+              <w:t xml:space="preserve">Costruttore di A': </w:t>
+            </w:r>
+            <w:proofErr w:type="spellStart"/>
+            <w:r>
+              <w:rPr>
+                <w:rFonts w:ascii="Calibri" w:eastAsia="Calibri" w:hAnsi="Calibri" w:cs="Calibri"/>
+                <w:b/>
+                <w:bCs/>
+                <w:color w:val="FFFFFF"/>
+                <w:sz w:val="20"/>
+                <w:szCs w:val="20"/>
+              </w:rPr>
+              <w:t>creainsieme</w:t>
+            </w:r>
+            <w:proofErr w:type="spellEnd"/>
+            <w:r>
+              <w:rPr>
+                <w:rFonts w:ascii="Calibri" w:eastAsia="Calibri" w:hAnsi="Calibri" w:cs="Calibri"/>
+                <w:b/>
+                <w:bCs/>
+                <w:color w:val="FFFFFF"/>
+                <w:sz w:val="20"/>
+                <w:szCs w:val="20"/>
+              </w:rPr>
+              <w:t xml:space="preserve"> ()</w:t>
+            </w:r>
+          </w:p>
+        </w:tc>
+        <w:tc>
+          <w:tcPr>
+            <w:tcW w:w="3480" w:type="dxa"/>
+            <w:tcBorders>
+              <w:top w:val="single" w:sz="4" w:space="0" w:color="999999"/>
+              <w:left w:val="single" w:sz="4" w:space="0" w:color="999999"/>
+              <w:bottom w:val="single" w:sz="4" w:space="0" w:color="999999"/>
+              <w:right w:val="single" w:sz="4" w:space="0" w:color="999999"/>
+            </w:tcBorders>
+            <w:shd w:val="clear" w:color="auto" w:fill="2E5395"/>
+            <w:tcMar>
+              <w:top w:w="100" w:type="dxa"/>
+              <w:left w:w="120" w:type="dxa"/>
+              <w:bottom w:w="100" w:type="dxa"/>
+              <w:right w:w="120" w:type="dxa"/>
+            </w:tcMar>
+            <w:vAlign w:val="center"/>
+          </w:tcPr>
+          <w:p>
+            <w:pPr>
+              <w:jc w:val="center"/>
+            </w:pPr>
+            <w:r>
+              <w:rPr>
+                <w:rFonts w:ascii="Calibri" w:eastAsia="Calibri" w:hAnsi="Calibri" w:cs="Calibri"/>
+                <w:b/>
+                <w:bCs/>
+                <w:color w:val="FFFFFF"/>
+                <w:sz w:val="20"/>
+                <w:szCs w:val="20"/>
+              </w:rPr>
+              <w:t>Costruttore di A': inserisci (A, x)</w:t>
+            </w:r>
+          </w:p>
+        </w:tc>
+      </w:tr>
+      <w:tr>
+        <w:tblPrEx>
+          <w:tblCellMar>
+            <w:top w:w="0" w:type="dxa"/>
+            <w:bottom w:w="0" w:type="dxa"/>
+          </w:tblCellMar>
+        </w:tblPrEx>
+        <w:tc>
+          <w:tcPr>
+            <w:tcW w:w="2400" w:type="dxa"/>
+            <w:tcBorders>
+              <w:top w:val="single" w:sz="4" w:space="0" w:color="999999"/>
+              <w:left w:val="single" w:sz="4" w:space="0" w:color="999999"/>
+              <w:bottom w:val="single" w:sz="4" w:space="0" w:color="999999"/>
+              <w:right w:val="single" w:sz="4" w:space="0" w:color="999999"/>
+            </w:tcBorders>
+            <w:shd w:val="clear" w:color="auto" w:fill="D9E2F3"/>
+            <w:tcMar>
+              <w:top w:w="100" w:type="dxa"/>
+              <w:left w:w="120" w:type="dxa"/>
+              <w:bottom w:w="100" w:type="dxa"/>
+              <w:right w:w="120" w:type="dxa"/>
+            </w:tcMar>
+            <w:vAlign w:val="center"/>
+          </w:tcPr>
+          <w:p>
+            <w:proofErr w:type="spellStart"/>
+            <w:r>
+              <w:rPr>
+                <w:rFonts w:ascii="Calibri" w:eastAsia="Calibri" w:hAnsi="Calibri" w:cs="Calibri"/>
+                <w:b/>
+                <w:bCs/>
+                <w:sz w:val="20"/>
+                <w:szCs w:val="20"/>
+              </w:rPr>
+              <w:t>insiemevuoto</w:t>
+            </w:r>
+            <w:proofErr w:type="spellEnd"/>
+            <w:r>
+              <w:rPr>
+                <w:rFonts w:ascii="Calibri" w:eastAsia="Calibri" w:hAnsi="Calibri" w:cs="Calibri"/>
+                <w:b/>
+                <w:bCs/>
+                <w:sz w:val="20"/>
+                <w:szCs w:val="20"/>
+              </w:rPr>
+              <w:t xml:space="preserve"> (A')</w:t>
+            </w:r>
+          </w:p>
+        </w:tc>
+        <w:tc>
+          <w:tcPr>
+            <w:tcW w:w="3480" w:type="dxa"/>
+            <w:tcBorders>
+              <w:top w:val="single" w:sz="4" w:space="0" w:color="999999"/>
+              <w:left w:val="single" w:sz="4" w:space="0" w:color="999999"/>
+              <w:bottom w:val="single" w:sz="4" w:space="0" w:color="999999"/>
+              <w:right w:val="single" w:sz="4" w:space="0" w:color="999999"/>
+            </w:tcBorders>
+            <w:tcMar>
+              <w:top w:w="100" w:type="dxa"/>
+              <w:left w:w="120" w:type="dxa"/>
+              <w:bottom w:w="100" w:type="dxa"/>
+              <w:right w:w="120" w:type="dxa"/>
+            </w:tcMar>
+            <w:vAlign w:val="center"/>
+          </w:tcPr>
+          <w:p>
+            <w:r>
+              <w:rPr>
+                <w:rFonts w:ascii="Consolas" w:eastAsia="Consolas" w:hAnsi="Consolas" w:cs="Consolas"/>
+                <w:sz w:val="20"/>
+                <w:szCs w:val="20"/>
+              </w:rPr>
+              <w:t>True</w:t>
+            </w:r>
+          </w:p>
+        </w:tc>
+        <w:tc>
+          <w:tcPr>
+            <w:tcW w:w="3480" w:type="dxa"/>
+            <w:tcBorders>
+              <w:top w:val="single" w:sz="4" w:space="0" w:color="999999"/>
+              <w:left w:val="single" w:sz="4" w:space="0" w:color="999999"/>
+              <w:bottom w:val="single" w:sz="4" w:space="0" w:color="999999"/>
+              <w:right w:val="single" w:sz="4" w:space="0" w:color="999999"/>
+            </w:tcBorders>
+            <w:tcMar>
+              <w:top w:w="100" w:type="dxa"/>
+              <w:left w:w="120" w:type="dxa"/>
+              <w:bottom w:w="100" w:type="dxa"/>
+              <w:right w:w="120" w:type="dxa"/>
+            </w:tcMar>
+            <w:vAlign w:val="center"/>
+          </w:tcPr>
+          <w:p>
+            <w:r>
+              <w:rPr>
+                <w:rFonts w:ascii="Consolas" w:eastAsia="Consolas" w:hAnsi="Consolas" w:cs="Consolas"/>
+                <w:sz w:val="20"/>
+                <w:szCs w:val="20"/>
+              </w:rPr>
+              <w:t>False</w:t>
+            </w:r>
+          </w:p>
+        </w:tc>
+      </w:tr>
+      <w:tr>
+        <w:tblPrEx>
+          <w:tblCellMar>
+            <w:top w:w="0" w:type="dxa"/>
+            <w:bottom w:w="0" w:type="dxa"/>
+          </w:tblCellMar>
+        </w:tblPrEx>
+        <w:tc>
+          <w:tcPr>
+            <w:tcW w:w="2400" w:type="dxa"/>
+            <w:tcBorders>
+              <w:top w:val="single" w:sz="4" w:space="0" w:color="999999"/>
+              <w:left w:val="single" w:sz="4" w:space="0" w:color="999999"/>
+              <w:bottom w:val="single" w:sz="4" w:space="0" w:color="999999"/>
+              <w:right w:val="single" w:sz="4" w:space="0" w:color="999999"/>
+            </w:tcBorders>
+            <w:shd w:val="clear" w:color="auto" w:fill="D9E2F3"/>
+            <w:tcMar>
+              <w:top w:w="100" w:type="dxa"/>
+              <w:left w:w="120" w:type="dxa"/>
+              <w:bottom w:w="100" w:type="dxa"/>
+              <w:right w:w="120" w:type="dxa"/>
+            </w:tcMar>
+            <w:vAlign w:val="center"/>
+          </w:tcPr>
+          <w:p>
+            <w:r>
+              <w:rPr>
+                <w:rFonts w:ascii="Calibri" w:eastAsia="Calibri" w:hAnsi="Calibri" w:cs="Calibri"/>
+                <w:b/>
+                <w:bCs/>
+                <w:sz w:val="20"/>
+                <w:szCs w:val="20"/>
+              </w:rPr>
+              <w:t>appartiene (A', y)</w:t>
+            </w:r>
+          </w:p>
+        </w:tc>
+        <w:tc>
+          <w:tcPr>
+            <w:tcW w:w="3480" w:type="dxa"/>
+            <w:tcBorders>
+              <w:top w:val="single" w:sz="4" w:space="0" w:color="999999"/>
+              <w:left w:val="single" w:sz="4" w:space="0" w:color="999999"/>
+              <w:bottom w:val="single" w:sz="4" w:space="0" w:color="999999"/>
+              <w:right w:val="single" w:sz="4" w:space="0" w:color="999999"/>
+            </w:tcBorders>
+            <w:tcMar>
+              <w:top w:w="100" w:type="dxa"/>
+              <w:left w:w="120" w:type="dxa"/>
+              <w:bottom w:w="100" w:type="dxa"/>
+              <w:right w:w="120" w:type="dxa"/>
+            </w:tcMar>
+            <w:vAlign w:val="center"/>
+          </w:tcPr>
+          <w:p>
+            <w:r>
+              <w:rPr>
+                <w:rFonts w:ascii="Consolas" w:eastAsia="Consolas" w:hAnsi="Consolas" w:cs="Consolas"/>
+                <w:sz w:val="20"/>
+                <w:szCs w:val="20"/>
+              </w:rPr>
+              <w:t>False</w:t>
+            </w:r>
+          </w:p>
+        </w:tc>
+        <w:tc>
+          <w:tcPr>
+            <w:tcW w:w="3480" w:type="dxa"/>
+            <w:tcBorders>
+              <w:top w:val="single" w:sz="4" w:space="0" w:color="999999"/>
+              <w:left w:val="single" w:sz="4" w:space="0" w:color="999999"/>
+              <w:bottom w:val="single" w:sz="4" w:space="0" w:color="999999"/>
+              <w:right w:val="single" w:sz="4" w:space="0" w:color="999999"/>
+            </w:tcBorders>
+            <w:tcMar>
+              <w:top w:w="100" w:type="dxa"/>
+              <w:left w:w="120" w:type="dxa"/>
+              <w:bottom w:w="100" w:type="dxa"/>
+              <w:right w:w="120" w:type="dxa"/>
+            </w:tcMar>
+            <w:vAlign w:val="center"/>
+          </w:tcPr>
+          <w:p>
+            <w:pPr>
+              <w:spacing w:after="40"/>
+            </w:pPr>
+            <w:proofErr w:type="spellStart"/>
+            <w:r>
+              <w:rPr>
+                <w:rFonts w:ascii="Consolas" w:eastAsia="Consolas" w:hAnsi="Consolas" w:cs="Consolas"/>
+                <w:sz w:val="20"/>
+                <w:szCs w:val="20"/>
+              </w:rPr>
+              <w:t>If</w:t>
+            </w:r>
+            <w:proofErr w:type="spellEnd"/>
+            <w:r>
+              <w:rPr>
+                <w:rFonts w:ascii="Consolas" w:eastAsia="Consolas" w:hAnsi="Consolas" w:cs="Consolas"/>
+                <w:sz w:val="20"/>
+                <w:szCs w:val="20"/>
+              </w:rPr>
+              <w:t xml:space="preserve"> x = y </w:t>
+            </w:r>
+            <w:proofErr w:type="spellStart"/>
+            <w:r>
+              <w:rPr>
+                <w:rFonts w:ascii="Consolas" w:eastAsia="Consolas" w:hAnsi="Consolas" w:cs="Consolas"/>
+                <w:sz w:val="20"/>
+                <w:szCs w:val="20"/>
+              </w:rPr>
+              <w:t>then</w:t>
+            </w:r>
+            <w:proofErr w:type="spellEnd"/>
+            <w:r>
+              <w:rPr>
+                <w:rFonts w:ascii="Consolas" w:eastAsia="Consolas" w:hAnsi="Consolas" w:cs="Consolas"/>
+                <w:sz w:val="20"/>
+                <w:szCs w:val="20"/>
+              </w:rPr>
+              <w:t xml:space="preserve"> </w:t>
+            </w:r>
+            <w:proofErr w:type="spellStart"/>
+            <w:r>
+              <w:rPr>
+                <w:rFonts w:ascii="Consolas" w:eastAsia="Consolas" w:hAnsi="Consolas" w:cs="Consolas"/>
+                <w:sz w:val="20"/>
+                <w:szCs w:val="20"/>
+              </w:rPr>
+              <w:t>true</w:t>
+            </w:r>
+            <w:proofErr w:type="spellEnd"/>
+          </w:p>
+          <w:p>
+            <w:r>
+              <w:rPr>
+                <w:rFonts w:ascii="Consolas" w:eastAsia="Consolas" w:hAnsi="Consolas" w:cs="Consolas"/>
+                <w:sz w:val="20"/>
+                <w:szCs w:val="20"/>
+              </w:rPr>
+              <w:t>else appartiene (A, y)</w:t>
+            </w:r>
+          </w:p>
+        </w:tc>
+      </w:tr>
+      <w:tr>
+        <w:tblPrEx>
+          <w:tblCellMar>
+            <w:top w:w="0" w:type="dxa"/>
+            <w:bottom w:w="0" w:type="dxa"/>
+          </w:tblCellMar>
+        </w:tblPrEx>
+        <w:tc>
+          <w:tcPr>
+            <w:tcW w:w="2400" w:type="dxa"/>
+            <w:tcBorders>
+              <w:top w:val="single" w:sz="4" w:space="0" w:color="999999"/>
+              <w:left w:val="single" w:sz="4" w:space="0" w:color="999999"/>
+              <w:bottom w:val="single" w:sz="4" w:space="0" w:color="999999"/>
+              <w:right w:val="single" w:sz="4" w:space="0" w:color="999999"/>
+            </w:tcBorders>
+            <w:shd w:val="clear" w:color="auto" w:fill="D9E2F3"/>
+            <w:tcMar>
+              <w:top w:w="100" w:type="dxa"/>
+              <w:left w:w="120" w:type="dxa"/>
+              <w:bottom w:w="100" w:type="dxa"/>
+              <w:right w:w="120" w:type="dxa"/>
+            </w:tcMar>
+            <w:vAlign w:val="center"/>
+          </w:tcPr>
+          <w:p>
+            <w:r>
+              <w:rPr>
+                <w:rFonts w:ascii="Calibri" w:eastAsia="Calibri" w:hAnsi="Calibri" w:cs="Calibri"/>
+                <w:b/>
+                <w:bCs/>
+                <w:sz w:val="20"/>
+                <w:szCs w:val="20"/>
+              </w:rPr>
+              <w:t>cancella (A', y)</w:t>
+            </w:r>
+          </w:p>
+        </w:tc>
+        <w:tc>
+          <w:tcPr>
+            <w:tcW w:w="3480" w:type="dxa"/>
+            <w:tcBorders>
+              <w:top w:val="single" w:sz="4" w:space="0" w:color="999999"/>
+              <w:left w:val="single" w:sz="4" w:space="0" w:color="999999"/>
+              <w:bottom w:val="single" w:sz="4" w:space="0" w:color="999999"/>
+              <w:right w:val="single" w:sz="4" w:space="0" w:color="999999"/>
+            </w:tcBorders>
+            <w:tcMar>
+              <w:top w:w="100" w:type="dxa"/>
+              <w:left w:w="120" w:type="dxa"/>
+              <w:bottom w:w="100" w:type="dxa"/>
+              <w:right w:w="120" w:type="dxa"/>
+            </w:tcMar>
+            <w:vAlign w:val="center"/>
+          </w:tcPr>
+          <w:p>
+            <w:r>
+              <w:rPr>
+                <w:rFonts w:ascii="Consolas" w:eastAsia="Consolas" w:hAnsi="Consolas" w:cs="Consolas"/>
+                <w:sz w:val="20"/>
+                <w:szCs w:val="20"/>
+              </w:rPr>
+              <w:t>Error</w:t>
+            </w:r>
+          </w:p>
+        </w:tc>
+        <w:tc>
+          <w:tcPr>
+            <w:tcW w:w="3480" w:type="dxa"/>
+            <w:tcBorders>
+              <w:top w:val="single" w:sz="4" w:space="0" w:color="999999"/>
+              <w:left w:val="single" w:sz="4" w:space="0" w:color="999999"/>
+              <w:bottom w:val="single" w:sz="4" w:space="0" w:color="999999"/>
+              <w:right w:val="single" w:sz="4" w:space="0" w:color="999999"/>
+            </w:tcBorders>
+            <w:tcMar>
+              <w:top w:w="100" w:type="dxa"/>
+              <w:left w:w="120" w:type="dxa"/>
+              <w:bottom w:w="100" w:type="dxa"/>
+              <w:right w:w="120" w:type="dxa"/>
+            </w:tcMar>
+            <w:vAlign w:val="center"/>
+          </w:tcPr>
+          <w:p>
+            <w:pPr>
+              <w:spacing w:after="40"/>
+            </w:pPr>
+            <w:proofErr w:type="spellStart"/>
+            <w:r>
+              <w:rPr>
+                <w:rFonts w:ascii="Consolas" w:eastAsia="Consolas" w:hAnsi="Consolas" w:cs="Consolas"/>
+                <w:sz w:val="20"/>
+                <w:szCs w:val="20"/>
+              </w:rPr>
+              <w:t>If</w:t>
+            </w:r>
+            <w:proofErr w:type="spellEnd"/>
+            <w:r>
+              <w:rPr>
+                <w:rFonts w:ascii="Consolas" w:eastAsia="Consolas" w:hAnsi="Consolas" w:cs="Consolas"/>
+                <w:sz w:val="20"/>
+                <w:szCs w:val="20"/>
+              </w:rPr>
+              <w:t xml:space="preserve"> x = y </w:t>
+            </w:r>
+            <w:proofErr w:type="spellStart"/>
+            <w:r>
+              <w:rPr>
+                <w:rFonts w:ascii="Consolas" w:eastAsia="Consolas" w:hAnsi="Consolas" w:cs="Consolas"/>
+                <w:sz w:val="20"/>
+                <w:szCs w:val="20"/>
+              </w:rPr>
+              <w:t>then</w:t>
+            </w:r>
+            <w:proofErr w:type="spellEnd"/>
+            <w:r>
+              <w:rPr>
+                <w:rFonts w:ascii="Consolas" w:eastAsia="Consolas" w:hAnsi="Consolas" w:cs="Consolas"/>
+                <w:sz w:val="20"/>
+                <w:szCs w:val="20"/>
+              </w:rPr>
+              <w:t xml:space="preserve"> A</w:t>
+            </w:r>
+          </w:p>
+          <w:p>
+            <w:r>
+              <w:rPr>
+                <w:rFonts w:ascii="Consolas" w:eastAsia="Consolas" w:hAnsi="Consolas" w:cs="Consolas"/>
+                <w:sz w:val="20"/>
+                <w:szCs w:val="20"/>
+              </w:rPr>
+              <w:t>else inserisci (cancella (A, y), x)</w:t>
+            </w:r>
+          </w:p>
+        </w:tc>
+      </w:tr>
+    </w:tbl>
+    <w:p>
+      <w:pPr>
+        <w:spacing w:before="220" w:after="100"/>
+      </w:pPr>
+      <w:r>
+        <w:rPr>
+          <w:rFonts w:ascii="Calibri" w:eastAsia="Calibri" w:hAnsi="Calibri" w:cs="Calibri"/>
+          <w:b/>
+          <w:bCs/>
+        </w:rPr>
+        <w:t>Assiomi</w:t>
+      </w:r>
+    </w:p>
+    <w:p>
+      <w:pPr>
+        <w:spacing w:after="60"/>
+        <w:ind w:left="360"/>
+      </w:pPr>
+      <w:r>
+        <w:rPr>
+          <w:rFonts w:ascii="Calibri" w:eastAsia="Calibri" w:hAnsi="Calibri" w:cs="Calibri"/>
+        </w:rPr>
+        <w:t xml:space="preserve">• </w:t>
+      </w:r>
+      <w:proofErr w:type="spellStart"/>
+      <w:r>
+        <w:rPr>
+          <w:rFonts w:ascii="Consolas" w:eastAsia="Consolas" w:hAnsi="Consolas" w:cs="Consolas"/>
+          <w:sz w:val="20"/>
+          <w:szCs w:val="20"/>
+        </w:rPr>
+        <w:t>insiemevuoto</w:t>
+      </w:r>
+      <w:proofErr w:type="spellEnd"/>
+      <w:r>
+        <w:rPr>
+          <w:rFonts w:ascii="Consolas" w:eastAsia="Consolas" w:hAnsi="Consolas" w:cs="Consolas"/>
+          <w:sz w:val="20"/>
+          <w:szCs w:val="20"/>
+        </w:rPr>
+        <w:t xml:space="preserve"> (</w:t>
+      </w:r>
+      <w:proofErr w:type="spellStart"/>
+      <w:r>
+        <w:rPr>
+          <w:rFonts w:ascii="Consolas" w:eastAsia="Consolas" w:hAnsi="Consolas" w:cs="Consolas"/>
+          <w:sz w:val="20"/>
+          <w:szCs w:val="20"/>
+        </w:rPr>
+        <w:t>creainsieme</w:t>
+      </w:r>
+      <w:proofErr w:type="spellEnd"/>
+      <w:r>
+        <w:rPr>
+          <w:rFonts w:ascii="Consolas" w:eastAsia="Consolas" w:hAnsi="Consolas" w:cs="Consolas"/>
+          <w:sz w:val="20"/>
+          <w:szCs w:val="20"/>
+        </w:rPr>
+        <w:t xml:space="preserve"> ()) = </w:t>
+      </w:r>
+      <w:proofErr w:type="spellStart"/>
+      <w:r>
+        <w:rPr>
+          <w:rFonts w:ascii="Consolas" w:eastAsia="Consolas" w:hAnsi="Consolas" w:cs="Consolas"/>
+          <w:sz w:val="20"/>
+          <w:szCs w:val="20"/>
+        </w:rPr>
+        <w:t>true</w:t>
+      </w:r>
+      <w:proofErr w:type="spellEnd"/>
+    </w:p>
+    <w:p>
+      <w:pPr>
+        <w:spacing w:after="60"/>
+        <w:ind w:left="360"/>
+      </w:pPr>
+      <w:r>
+        <w:rPr>
+          <w:rFonts w:ascii="Calibri" w:eastAsia="Calibri" w:hAnsi="Calibri" w:cs="Calibri"/>
+        </w:rPr>
+        <w:t xml:space="preserve">• </w:t>
+      </w:r>
+      <w:proofErr w:type="spellStart"/>
+      <w:r>
+        <w:rPr>
+          <w:rFonts w:ascii="Consolas" w:eastAsia="Consolas" w:hAnsi="Consolas" w:cs="Consolas"/>
+          <w:sz w:val="20"/>
+          <w:szCs w:val="20"/>
+        </w:rPr>
+        <w:t>insiemevuoto</w:t>
+      </w:r>
+      <w:proofErr w:type="spellEnd"/>
+      <w:r>
+        <w:rPr>
+          <w:rFonts w:ascii="Consolas" w:eastAsia="Consolas" w:hAnsi="Consolas" w:cs="Consolas"/>
+          <w:sz w:val="20"/>
+          <w:szCs w:val="20"/>
+        </w:rPr>
+        <w:t xml:space="preserve"> (inserisci (A, x)) = false</w:t>
+      </w:r>
+    </w:p>
+    <w:p>
+      <w:pPr>
+        <w:spacing w:after="60"/>
+        <w:ind w:left="360"/>
+      </w:pPr>
+      <w:r>
+        <w:rPr>
+          <w:rFonts w:ascii="Calibri" w:eastAsia="Calibri" w:hAnsi="Calibri" w:cs="Calibri"/>
+        </w:rPr>
+        <w:t xml:space="preserve">• </w:t>
+      </w:r>
+      <w:r>
+        <w:rPr>
+          <w:rFonts w:ascii="Consolas" w:eastAsia="Consolas" w:hAnsi="Consolas" w:cs="Consolas"/>
+          <w:sz w:val="20"/>
+          <w:szCs w:val="20"/>
+        </w:rPr>
+        <w:t>appartiene (</w:t>
+      </w:r>
+      <w:proofErr w:type="spellStart"/>
+      <w:r>
+        <w:rPr>
+          <w:rFonts w:ascii="Consolas" w:eastAsia="Consolas" w:hAnsi="Consolas" w:cs="Consolas"/>
+          <w:sz w:val="20"/>
+          <w:szCs w:val="20"/>
+        </w:rPr>
+        <w:t>creainsieme</w:t>
+      </w:r>
+      <w:proofErr w:type="spellEnd"/>
+      <w:r>
+        <w:rPr>
+          <w:rFonts w:ascii="Consolas" w:eastAsia="Consolas" w:hAnsi="Consolas" w:cs="Consolas"/>
+          <w:sz w:val="20"/>
+          <w:szCs w:val="20"/>
+        </w:rPr>
+        <w:t xml:space="preserve"> (), y) = false</w:t>
+      </w:r>
+    </w:p>
+    <w:p>
+      <w:pPr>
+        <w:spacing w:after="60"/>
+        <w:ind w:left="360"/>
+      </w:pPr>
+      <w:r>
+        <w:rPr>
+          <w:rFonts w:ascii="Calibri" w:eastAsia="Calibri" w:hAnsi="Calibri" w:cs="Calibri"/>
+        </w:rPr>
+        <w:t xml:space="preserve">• </w:t>
+      </w:r>
+      <w:r>
+        <w:rPr>
+          <w:rFonts w:ascii="Consolas" w:eastAsia="Consolas" w:hAnsi="Consolas" w:cs="Consolas"/>
+          <w:sz w:val="20"/>
+          <w:szCs w:val="20"/>
+        </w:rPr>
+        <w:t xml:space="preserve">appartiene (inserisci (A, x), y) = </w:t>
+      </w:r>
+      <w:proofErr w:type="spellStart"/>
+      <w:r>
+        <w:rPr>
+          <w:rFonts w:ascii="Consolas" w:eastAsia="Consolas" w:hAnsi="Consolas" w:cs="Consolas"/>
+          <w:sz w:val="20"/>
+          <w:szCs w:val="20"/>
+        </w:rPr>
+        <w:t>If</w:t>
+      </w:r>
+      <w:proofErr w:type="spellEnd"/>
+      <w:r>
+        <w:rPr>
+          <w:rFonts w:ascii="Consolas" w:eastAsia="Consolas" w:hAnsi="Consolas" w:cs="Consolas"/>
+          <w:sz w:val="20"/>
+          <w:szCs w:val="20"/>
+        </w:rPr>
+        <w:t xml:space="preserve"> x = y </w:t>
+      </w:r>
+      <w:proofErr w:type="spellStart"/>
+      <w:r>
+        <w:rPr>
+          <w:rFonts w:ascii="Consolas" w:eastAsia="Consolas" w:hAnsi="Consolas" w:cs="Consolas"/>
+          <w:sz w:val="20"/>
+          <w:szCs w:val="20"/>
+        </w:rPr>
+        <w:t>then</w:t>
+      </w:r>
+      <w:proofErr w:type="spellEnd"/>
+      <w:r>
+        <w:rPr>
+          <w:rFonts w:ascii="Consolas" w:eastAsia="Consolas" w:hAnsi="Consolas" w:cs="Consolas"/>
+          <w:sz w:val="20"/>
+          <w:szCs w:val="20"/>
+        </w:rPr>
+        <w:t xml:space="preserve"> </w:t>
+      </w:r>
+      <w:proofErr w:type="spellStart"/>
+      <w:r>
+        <w:rPr>
+          <w:rFonts w:ascii="Consolas" w:eastAsia="Consolas" w:hAnsi="Consolas" w:cs="Consolas"/>
+          <w:sz w:val="20"/>
+          <w:szCs w:val="20"/>
+        </w:rPr>
+        <w:t>true</w:t>
+      </w:r>
+      <w:proofErr w:type="spellEnd"/>
+      <w:r>
+        <w:rPr>
+          <w:rFonts w:ascii="Consolas" w:eastAsia="Consolas" w:hAnsi="Consolas" w:cs="Consolas"/>
+          <w:sz w:val="20"/>
+          <w:szCs w:val="20"/>
+        </w:rPr>
+        <w:t xml:space="preserve"> else appartiene (A, y)</w:t>
+      </w:r>
+    </w:p>
+    <w:p>
+      <w:pPr>
+        <w:spacing w:after="60"/>
+        <w:ind w:left="360"/>
+      </w:pPr>
+      <w:r>
+        <w:rPr>
+          <w:rFonts w:ascii="Calibri" w:eastAsia="Calibri" w:hAnsi="Calibri" w:cs="Calibri"/>
+        </w:rPr>
+        <w:t xml:space="preserve">• </w:t>
+      </w:r>
+      <w:r>
+        <w:rPr>
+          <w:rFonts w:ascii="Consolas" w:eastAsia="Consolas" w:hAnsi="Consolas" w:cs="Consolas"/>
+          <w:sz w:val="20"/>
+          <w:szCs w:val="20"/>
+        </w:rPr>
+        <w:t xml:space="preserve">cancella (inserisci (A, x), y) = </w:t>
+      </w:r>
+      <w:proofErr w:type="spellStart"/>
+      <w:r>
+        <w:rPr>
+          <w:rFonts w:ascii="Consolas" w:eastAsia="Consolas" w:hAnsi="Consolas" w:cs="Consolas"/>
+          <w:sz w:val="20"/>
+          <w:szCs w:val="20"/>
+        </w:rPr>
+        <w:t>If</w:t>
+      </w:r>
+      <w:proofErr w:type="spellEnd"/>
+      <w:r>
+        <w:rPr>
+          <w:rFonts w:ascii="Consolas" w:eastAsia="Consolas" w:hAnsi="Consolas" w:cs="Consolas"/>
+          <w:sz w:val="20"/>
+          <w:szCs w:val="20"/>
+        </w:rPr>
+        <w:t xml:space="preserve"> x = y </w:t>
+      </w:r>
+      <w:proofErr w:type="spellStart"/>
+      <w:r>
+        <w:rPr>
+          <w:rFonts w:ascii="Consolas" w:eastAsia="Consolas" w:hAnsi="Consolas" w:cs="Consolas"/>
+          <w:sz w:val="20"/>
+          <w:szCs w:val="20"/>
+        </w:rPr>
+        <w:t>then</w:t>
+      </w:r>
+      <w:proofErr w:type="spellEnd"/>
+      <w:r>
+        <w:rPr>
+          <w:rFonts w:ascii="Consolas" w:eastAsia="Consolas" w:hAnsi="Consolas" w:cs="Consolas"/>
+          <w:sz w:val="20"/>
+          <w:szCs w:val="20"/>
+        </w:rPr>
+        <w:t xml:space="preserve"> A else inserisci (cancella (A, y), x)</w:t>
+      </w:r>
+    </w:p>
+    <w:p>
+      <w:pPr>
+        <w:spacing w:after="60"/>
+        <w:ind w:left="360"/>
+      </w:pPr>
+      <w:r>
+        <w:rPr>
+          <w:rFonts w:ascii="Calibri" w:eastAsia="Calibri" w:hAnsi="Calibri" w:cs="Calibri"/>
+        </w:rPr>
+        <w:t xml:space="preserve">• </w:t>
+      </w:r>
+      <w:r>
+        <w:rPr>
+          <w:rFonts w:ascii="Consolas" w:eastAsia="Consolas" w:hAnsi="Consolas" w:cs="Consolas"/>
+          <w:b/>
+          <w:bCs/>
+          <w:sz w:val="20"/>
+          <w:szCs w:val="20"/>
+        </w:rPr>
+        <w:t xml:space="preserve">inserisci (inserisci (A, x), y) = </w:t>
+      </w:r>
+      <w:proofErr w:type="spellStart"/>
+      <w:r>
+        <w:rPr>
+          <w:rFonts w:ascii="Consolas" w:eastAsia="Consolas" w:hAnsi="Consolas" w:cs="Consolas"/>
+          <w:b/>
+          <w:bCs/>
+          <w:sz w:val="20"/>
+          <w:szCs w:val="20"/>
+        </w:rPr>
+        <w:t>If</w:t>
+      </w:r>
+      <w:proofErr w:type="spellEnd"/>
+      <w:r>
+        <w:rPr>
+          <w:rFonts w:ascii="Consolas" w:eastAsia="Consolas" w:hAnsi="Consolas" w:cs="Consolas"/>
+          <w:b/>
+          <w:bCs/>
+          <w:sz w:val="20"/>
+          <w:szCs w:val="20"/>
+        </w:rPr>
+        <w:t xml:space="preserve"> x = y </w:t>
+      </w:r>
+      <w:proofErr w:type="spellStart"/>
+      <w:r>
+        <w:rPr>
+          <w:rFonts w:ascii="Consolas" w:eastAsia="Consolas" w:hAnsi="Consolas" w:cs="Consolas"/>
+          <w:b/>
+          <w:bCs/>
+          <w:sz w:val="20"/>
+          <w:szCs w:val="20"/>
+        </w:rPr>
+        <w:t>then</w:t>
+      </w:r>
+      <w:proofErr w:type="spellEnd"/>
+      <w:r>
+        <w:rPr>
+          <w:rFonts w:ascii="Consolas" w:eastAsia="Consolas" w:hAnsi="Consolas" w:cs="Consolas"/>
+          <w:b/>
+          <w:bCs/>
+          <w:sz w:val="20"/>
+          <w:szCs w:val="20"/>
+        </w:rPr>
+        <w:t xml:space="preserve"> inserisci (A, x) else inserisci (inserisci (A, y), x)</w:t>
+      </w:r>
+    </w:p>
+    <w:p>
+      <w:pPr>
+        <w:spacing w:after="120"/>
+      </w:pPr>
+      <w:r>
+        <w:rPr>
+          <w:rFonts w:ascii="Calibri" w:eastAsia="Calibri" w:hAnsi="Calibri" w:cs="Calibri"/>
+        </w:rPr>
+        <w:t>L'ultimo assioma esprime le due proprietà caratteristiche dell'insieme: l'inserimento di un elemento già presente lascia l'insieme invariato e l'ordine di inserimento è irrilevante.</w:t>
+      </w:r>
+    </w:p>
+    <w:p>
+      <w:pPr>
+        <w:pStyle w:val="Titolo1"/>
+        <w:spacing w:before="280" w:after="140"/>
+        <w:rPr>
+          <w:sz w:val="24"/>
+          <w:szCs w:val="24"/>
+        </w:rPr>
+      </w:pPr>
+      <w:r>
+        <w:rPr>
+          <w:b/>
+          <w:bCs/>
+          <w:sz w:val="24"/>
+          <w:szCs w:val="24"/>
+        </w:rPr>
+        <w:t>Specifica di restrizione</w:t>
+      </w:r>
+    </w:p>
+    <w:p>
+      <w:pPr>
+        <w:spacing w:after="60"/>
+        <w:ind w:left="360"/>
+      </w:pPr>
+      <w:r>
+        <w:rPr>
+          <w:rFonts w:ascii="Calibri" w:eastAsia="Calibri" w:hAnsi="Calibri" w:cs="Calibri"/>
+        </w:rPr>
+        <w:t xml:space="preserve">• </w:t>
+      </w:r>
+      <w:r>
+        <w:rPr>
+          <w:rFonts w:ascii="Consolas" w:eastAsia="Consolas" w:hAnsi="Consolas" w:cs="Consolas"/>
+          <w:sz w:val="20"/>
+          <w:szCs w:val="20"/>
+        </w:rPr>
+        <w:t>cancella (</w:t>
+      </w:r>
+      <w:proofErr w:type="spellStart"/>
+      <w:r>
+        <w:rPr>
+          <w:rFonts w:ascii="Consolas" w:eastAsia="Consolas" w:hAnsi="Consolas" w:cs="Consolas"/>
+          <w:sz w:val="20"/>
+          <w:szCs w:val="20"/>
+        </w:rPr>
+        <w:t>creainsieme</w:t>
+      </w:r>
+      <w:proofErr w:type="spellEnd"/>
+      <w:r>
+        <w:rPr>
+          <w:rFonts w:ascii="Consolas" w:eastAsia="Consolas" w:hAnsi="Consolas" w:cs="Consolas"/>
+          <w:sz w:val="20"/>
+          <w:szCs w:val="20"/>
+        </w:rPr>
+        <w:t xml:space="preserve"> (), y) = </w:t>
+      </w:r>
+      <w:proofErr w:type="spellStart"/>
+      <w:r>
+        <w:rPr>
+          <w:rFonts w:ascii="Consolas" w:eastAsia="Consolas" w:hAnsi="Consolas" w:cs="Consolas"/>
+          <w:sz w:val="20"/>
+          <w:szCs w:val="20"/>
+        </w:rPr>
+        <w:t>error</w:t>
+      </w:r>
+      <w:proofErr w:type="spellEnd"/>
+    </w:p>
+    <w:p>
+      <w:pPr>
+        <w:pStyle w:val="Titolo1"/>
+        <w:spacing w:before="280" w:after="140"/>
+        <w:rPr>
+          <w:sz w:val="24"/>
+          <w:szCs w:val="24"/>
+        </w:rPr>
+      </w:pPr>
+      <w:r>
+        <w:rPr>
+          <w:b/>
+          <w:bCs/>
+          <w:sz w:val="24"/>
+          <w:szCs w:val="24"/>
+        </w:rPr>
+        <w:t xml:space="preserve">Implementazione nuovo operatore binario: uguale (insieme, insieme) -&gt; </w:t>
+      </w:r>
+      <w:proofErr w:type="spellStart"/>
+      <w:r>
+        <w:rPr>
+          <w:b/>
+          <w:bCs/>
+          <w:sz w:val="24"/>
+          <w:szCs w:val="24"/>
+        </w:rPr>
+        <w:t>boolean</w:t>
+      </w:r>
+      <w:proofErr w:type="spellEnd"/>
+    </w:p>
+    <w:tbl>
+      <w:tblPr>
+        <w:tblW w:w="9360" w:type="dxa"/>
+        <w:tblBorders>
+          <w:top w:val="single" w:sz="4" w:space="0" w:color="auto"/>
+          <w:left w:val="single" w:sz="4" w:space="0" w:color="auto"/>
+          <w:bottom w:val="single" w:sz="4" w:space="0" w:color="auto"/>
+          <w:right w:val="single" w:sz="4" w:space="0" w:color="auto"/>
+          <w:insideH w:val="single" w:sz="4" w:space="0" w:color="auto"/>
+          <w:insideV w:val="single" w:sz="4" w:space="0" w:color="auto"/>
+        </w:tblBorders>
+        <w:tblCellMar>
+          <w:left w:w="10" w:type="dxa"/>
+          <w:right w:w="10" w:type="dxa"/>
+        </w:tblCellMar>
+        <w:tblLook w:val="04A0" w:firstRow="1" w:lastRow="0" w:firstColumn="1" w:lastColumn="0" w:noHBand="0" w:noVBand="1"/>
+      </w:tblPr>
+      <w:tblGrid>
+        <w:gridCol w:w="2400"/>
+        <w:gridCol w:w="3480"/>
+        <w:gridCol w:w="3480"/>
+      </w:tblGrid>
+      <w:tr>
+        <w:tblPrEx>
+          <w:tblCellMar>
+            <w:top w:w="0" w:type="dxa"/>
+            <w:bottom w:w="0" w:type="dxa"/>
+          </w:tblCellMar>
+        </w:tblPrEx>
+        <w:trPr>
+          <w:tblHeader/>
+        </w:trPr>
+        <w:tc>
+          <w:tcPr>
+            <w:tcW w:w="2400" w:type="dxa"/>
+            <w:tcBorders>
+              <w:top w:val="single" w:sz="4" w:space="0" w:color="999999"/>
+              <w:left w:val="single" w:sz="4" w:space="0" w:color="999999"/>
+              <w:bottom w:val="single" w:sz="4" w:space="0" w:color="999999"/>
+              <w:right w:val="single" w:sz="4" w:space="0" w:color="999999"/>
+            </w:tcBorders>
+            <w:shd w:val="clear" w:color="auto" w:fill="2E5395"/>
+            <w:tcMar>
+              <w:top w:w="100" w:type="dxa"/>
+              <w:left w:w="120" w:type="dxa"/>
+              <w:bottom w:w="100" w:type="dxa"/>
+              <w:right w:w="120" w:type="dxa"/>
+            </w:tcMar>
+            <w:vAlign w:val="center"/>
+          </w:tcPr>
+          <w:p>
+            <w:pPr>
+              <w:jc w:val="center"/>
+            </w:pPr>
+            <w:r>
+              <w:rPr>
+                <w:rFonts w:ascii="Calibri" w:eastAsia="Calibri" w:hAnsi="Calibri" w:cs="Calibri"/>
+                <w:b/>
+                <w:bCs/>
+                <w:color w:val="FFFFFF"/>
+                <w:sz w:val="20"/>
+                <w:szCs w:val="20"/>
+              </w:rPr>
+              <w:t>uguale (B', A')</w:t>
+            </w:r>
+          </w:p>
+        </w:tc>
+        <w:tc>
+          <w:tcPr>
+            <w:tcW w:w="3480" w:type="dxa"/>
+            <w:tcBorders>
+              <w:top w:val="single" w:sz="4" w:space="0" w:color="999999"/>
+              <w:left w:val="single" w:sz="4" w:space="0" w:color="999999"/>
+              <w:bottom w:val="single" w:sz="4" w:space="0" w:color="999999"/>
+              <w:right w:val="single" w:sz="4" w:space="0" w:color="999999"/>
+            </w:tcBorders>
+            <w:shd w:val="clear" w:color="auto" w:fill="2E5395"/>
+            <w:tcMar>
+              <w:top w:w="100" w:type="dxa"/>
+              <w:left w:w="120" w:type="dxa"/>
+              <w:bottom w:w="100" w:type="dxa"/>
+              <w:right w:w="120" w:type="dxa"/>
+            </w:tcMar>
+            <w:vAlign w:val="center"/>
+          </w:tcPr>
+          <w:p>
+            <w:pPr>
+              <w:jc w:val="center"/>
+            </w:pPr>
+            <w:r>
+              <w:rPr>
+                <w:rFonts w:ascii="Calibri" w:eastAsia="Calibri" w:hAnsi="Calibri" w:cs="Calibri"/>
+                <w:b/>
+                <w:bCs/>
+                <w:color w:val="FFFFFF"/>
+                <w:sz w:val="20"/>
+                <w:szCs w:val="20"/>
+              </w:rPr>
+              <w:t xml:space="preserve">Costruttore di A': </w:t>
+            </w:r>
+            <w:proofErr w:type="spellStart"/>
+            <w:r>
+              <w:rPr>
+                <w:rFonts w:ascii="Calibri" w:eastAsia="Calibri" w:hAnsi="Calibri" w:cs="Calibri"/>
+                <w:b/>
+                <w:bCs/>
+                <w:color w:val="FFFFFF"/>
+                <w:sz w:val="20"/>
+                <w:szCs w:val="20"/>
+              </w:rPr>
+              <w:t>creainsieme</w:t>
+            </w:r>
+            <w:proofErr w:type="spellEnd"/>
+            <w:r>
+              <w:rPr>
+                <w:rFonts w:ascii="Calibri" w:eastAsia="Calibri" w:hAnsi="Calibri" w:cs="Calibri"/>
+                <w:b/>
+                <w:bCs/>
+                <w:color w:val="FFFFFF"/>
+                <w:sz w:val="20"/>
+                <w:szCs w:val="20"/>
+              </w:rPr>
+              <w:t xml:space="preserve"> ()</w:t>
+            </w:r>
+          </w:p>
+        </w:tc>
+        <w:tc>
+          <w:tcPr>
+            <w:tcW w:w="3480" w:type="dxa"/>
+            <w:tcBorders>
+              <w:top w:val="single" w:sz="4" w:space="0" w:color="999999"/>
+              <w:left w:val="single" w:sz="4" w:space="0" w:color="999999"/>
+              <w:bottom w:val="single" w:sz="4" w:space="0" w:color="999999"/>
+              <w:right w:val="single" w:sz="4" w:space="0" w:color="999999"/>
+            </w:tcBorders>
+            <w:shd w:val="clear" w:color="auto" w:fill="2E5395"/>
+            <w:tcMar>
+              <w:top w:w="100" w:type="dxa"/>
+              <w:left w:w="120" w:type="dxa"/>
+              <w:bottom w:w="100" w:type="dxa"/>
+              <w:right w:w="120" w:type="dxa"/>
+            </w:tcMar>
+            <w:vAlign w:val="center"/>
+          </w:tcPr>
+          <w:p>
+            <w:pPr>
+              <w:jc w:val="center"/>
+            </w:pPr>
+            <w:r>
+              <w:rPr>
+                <w:rFonts w:ascii="Calibri" w:eastAsia="Calibri" w:hAnsi="Calibri" w:cs="Calibri"/>
+                <w:b/>
+                <w:bCs/>
+                <w:color w:val="FFFFFF"/>
+                <w:sz w:val="20"/>
+                <w:szCs w:val="20"/>
+              </w:rPr>
+              <w:t>Costruttore di A': inserisci (A, x)</w:t>
+            </w:r>
+          </w:p>
+        </w:tc>
+      </w:tr>
+      <w:tr>
+        <w:tblPrEx>
+          <w:tblCellMar>
+            <w:top w:w="0" w:type="dxa"/>
+            <w:bottom w:w="0" w:type="dxa"/>
+          </w:tblCellMar>
+        </w:tblPrEx>
+        <w:tc>
+          <w:tcPr>
+            <w:tcW w:w="2400" w:type="dxa"/>
+            <w:tcBorders>
+              <w:top w:val="single" w:sz="4" w:space="0" w:color="999999"/>
+              <w:left w:val="single" w:sz="4" w:space="0" w:color="999999"/>
+              <w:bottom w:val="single" w:sz="4" w:space="0" w:color="999999"/>
+              <w:right w:val="single" w:sz="4" w:space="0" w:color="999999"/>
+            </w:tcBorders>
+            <w:shd w:val="clear" w:color="auto" w:fill="D9E2F3"/>
+            <w:tcMar>
+              <w:top w:w="100" w:type="dxa"/>
+              <w:left w:w="120" w:type="dxa"/>
+              <w:bottom w:w="100" w:type="dxa"/>
+              <w:right w:w="120" w:type="dxa"/>
+            </w:tcMar>
+            <w:vAlign w:val="center"/>
+          </w:tcPr>
+          <w:p>
+            <w:r>
+              <w:rPr>
+                <w:rFonts w:ascii="Calibri" w:eastAsia="Calibri" w:hAnsi="Calibri" w:cs="Calibri"/>
+                <w:b/>
+                <w:bCs/>
+                <w:sz w:val="20"/>
+                <w:szCs w:val="20"/>
+              </w:rPr>
+              <w:t xml:space="preserve">Costruttore di B': </w:t>
+            </w:r>
+            <w:proofErr w:type="spellStart"/>
+            <w:r>
+              <w:rPr>
+                <w:rFonts w:ascii="Calibri" w:eastAsia="Calibri" w:hAnsi="Calibri" w:cs="Calibri"/>
+                <w:b/>
+                <w:bCs/>
+                <w:sz w:val="20"/>
+                <w:szCs w:val="20"/>
+              </w:rPr>
+              <w:t>creainsieme</w:t>
+            </w:r>
+            <w:proofErr w:type="spellEnd"/>
+            <w:r>
+              <w:rPr>
+                <w:rFonts w:ascii="Calibri" w:eastAsia="Calibri" w:hAnsi="Calibri" w:cs="Calibri"/>
+                <w:b/>
+                <w:bCs/>
+                <w:sz w:val="20"/>
+                <w:szCs w:val="20"/>
+              </w:rPr>
+              <w:t xml:space="preserve"> ()</w:t>
+            </w:r>
+          </w:p>
+        </w:tc>
+        <w:tc>
+          <w:tcPr>
+            <w:tcW w:w="3480" w:type="dxa"/>
+            <w:tcBorders>
+              <w:top w:val="single" w:sz="4" w:space="0" w:color="999999"/>
+              <w:left w:val="single" w:sz="4" w:space="0" w:color="999999"/>
+              <w:bottom w:val="single" w:sz="4" w:space="0" w:color="999999"/>
+              <w:right w:val="single" w:sz="4" w:space="0" w:color="999999"/>
+            </w:tcBorders>
+            <w:tcMar>
+              <w:top w:w="100" w:type="dxa"/>
+              <w:left w:w="120" w:type="dxa"/>
+              <w:bottom w:w="100" w:type="dxa"/>
+              <w:right w:w="120" w:type="dxa"/>
+            </w:tcMar>
+            <w:vAlign w:val="center"/>
+          </w:tcPr>
+          <w:p>
+            <w:r>
+              <w:rPr>
+                <w:rFonts w:ascii="Consolas" w:eastAsia="Consolas" w:hAnsi="Consolas" w:cs="Consolas"/>
+                <w:sz w:val="20"/>
+                <w:szCs w:val="20"/>
+              </w:rPr>
+              <w:t>True</w:t>
+            </w:r>
+          </w:p>
+        </w:tc>
+        <w:tc>
+          <w:tcPr>
+            <w:tcW w:w="3480" w:type="dxa"/>
+            <w:tcBorders>
+              <w:top w:val="single" w:sz="4" w:space="0" w:color="999999"/>
+              <w:left w:val="single" w:sz="4" w:space="0" w:color="999999"/>
+              <w:bottom w:val="single" w:sz="4" w:space="0" w:color="999999"/>
+              <w:right w:val="single" w:sz="4" w:space="0" w:color="999999"/>
+            </w:tcBorders>
+            <w:tcMar>
+              <w:top w:w="100" w:type="dxa"/>
+              <w:left w:w="120" w:type="dxa"/>
+              <w:bottom w:w="100" w:type="dxa"/>
+              <w:right w:w="120" w:type="dxa"/>
+            </w:tcMar>
+            <w:vAlign w:val="center"/>
+          </w:tcPr>
+          <w:p>
+            <w:r>
+              <w:rPr>
+                <w:rFonts w:ascii="Consolas" w:eastAsia="Consolas" w:hAnsi="Consolas" w:cs="Consolas"/>
+                <w:sz w:val="20"/>
+                <w:szCs w:val="20"/>
+              </w:rPr>
+              <w:t>False</w:t>
+            </w:r>
+          </w:p>
+        </w:tc>
+      </w:tr>
+      <w:tr>
+        <w:tblPrEx>
+          <w:tblCellMar>
+            <w:top w:w="0" w:type="dxa"/>
+            <w:bottom w:w="0" w:type="dxa"/>
+          </w:tblCellMar>
+        </w:tblPrEx>
+        <w:tc>
+          <w:tcPr>
+            <w:tcW w:w="2400" w:type="dxa"/>
+            <w:tcBorders>
+              <w:top w:val="single" w:sz="4" w:space="0" w:color="999999"/>
+              <w:left w:val="single" w:sz="4" w:space="0" w:color="999999"/>
+              <w:bottom w:val="single" w:sz="4" w:space="0" w:color="999999"/>
+              <w:right w:val="single" w:sz="4" w:space="0" w:color="999999"/>
+            </w:tcBorders>
+            <w:shd w:val="clear" w:color="auto" w:fill="D9E2F3"/>
+            <w:tcMar>
+              <w:top w:w="100" w:type="dxa"/>
+              <w:left w:w="120" w:type="dxa"/>
+              <w:bottom w:w="100" w:type="dxa"/>
+              <w:right w:w="120" w:type="dxa"/>
+            </w:tcMar>
+            <w:vAlign w:val="center"/>
+          </w:tcPr>
+          <w:p>
+            <w:r>
+              <w:rPr>
+                <w:rFonts w:ascii="Calibri" w:eastAsia="Calibri" w:hAnsi="Calibri" w:cs="Calibri"/>
+                <w:b/>
+                <w:bCs/>
+                <w:sz w:val="20"/>
+                <w:szCs w:val="20"/>
+              </w:rPr>
+              <w:t>Costruttore di B': inserisci (B, y)</w:t>
+            </w:r>
+          </w:p>
+        </w:tc>
+        <w:tc>
+          <w:tcPr>
+            <w:tcW w:w="3480" w:type="dxa"/>
+            <w:tcBorders>
+              <w:top w:val="single" w:sz="4" w:space="0" w:color="999999"/>
+              <w:left w:val="single" w:sz="4" w:space="0" w:color="999999"/>
+              <w:bottom w:val="single" w:sz="4" w:space="0" w:color="999999"/>
+              <w:right w:val="single" w:sz="4" w:space="0" w:color="999999"/>
+            </w:tcBorders>
+            <w:tcMar>
+              <w:top w:w="100" w:type="dxa"/>
+              <w:left w:w="120" w:type="dxa"/>
+              <w:bottom w:w="100" w:type="dxa"/>
+              <w:right w:w="120" w:type="dxa"/>
+            </w:tcMar>
+            <w:vAlign w:val="center"/>
+          </w:tcPr>
+          <w:p>
+            <w:r>
+              <w:rPr>
+                <w:rFonts w:ascii="Consolas" w:eastAsia="Consolas" w:hAnsi="Consolas" w:cs="Consolas"/>
+                <w:sz w:val="20"/>
+                <w:szCs w:val="20"/>
+              </w:rPr>
+              <w:t>False</w:t>
+            </w:r>
+          </w:p>
+        </w:tc>
+        <w:tc>
+          <w:tcPr>
+            <w:tcW w:w="3480" w:type="dxa"/>
+            <w:tcBorders>
+              <w:top w:val="single" w:sz="4" w:space="0" w:color="999999"/>
+              <w:left w:val="single" w:sz="4" w:space="0" w:color="999999"/>
+              <w:bottom w:val="single" w:sz="4" w:space="0" w:color="999999"/>
+              <w:right w:val="single" w:sz="4" w:space="0" w:color="999999"/>
+            </w:tcBorders>
+            <w:tcMar>
+              <w:top w:w="100" w:type="dxa"/>
+              <w:left w:w="120" w:type="dxa"/>
+              <w:bottom w:w="100" w:type="dxa"/>
+              <w:right w:w="120" w:type="dxa"/>
+            </w:tcMar>
+            <w:vAlign w:val="center"/>
+          </w:tcPr>
+          <w:p>
+            <w:pPr>
+              <w:spacing w:after="40"/>
+            </w:pPr>
+            <w:proofErr w:type="spellStart"/>
+            <w:r>
+              <w:rPr>
+                <w:rFonts w:ascii="Consolas" w:eastAsia="Consolas" w:hAnsi="Consolas" w:cs="Consolas"/>
+                <w:sz w:val="20"/>
+                <w:szCs w:val="20"/>
+              </w:rPr>
+              <w:t>If</w:t>
+            </w:r>
+            <w:proofErr w:type="spellEnd"/>
+            <w:r>
+              <w:rPr>
+                <w:rFonts w:ascii="Consolas" w:eastAsia="Consolas" w:hAnsi="Consolas" w:cs="Consolas"/>
+                <w:sz w:val="20"/>
+                <w:szCs w:val="20"/>
+              </w:rPr>
+              <w:t xml:space="preserve"> x = y </w:t>
+            </w:r>
+            <w:proofErr w:type="spellStart"/>
+            <w:r>
+              <w:rPr>
+                <w:rFonts w:ascii="Consolas" w:eastAsia="Consolas" w:hAnsi="Consolas" w:cs="Consolas"/>
+                <w:sz w:val="20"/>
+                <w:szCs w:val="20"/>
+              </w:rPr>
+              <w:t>then</w:t>
+            </w:r>
+            <w:proofErr w:type="spellEnd"/>
+            <w:r>
+              <w:rPr>
+                <w:rFonts w:ascii="Consolas" w:eastAsia="Consolas" w:hAnsi="Consolas" w:cs="Consolas"/>
+                <w:sz w:val="20"/>
+                <w:szCs w:val="20"/>
+              </w:rPr>
+              <w:t xml:space="preserve"> uguale (B, A)</w:t>
+            </w:r>
+          </w:p>
+          <w:p>
+            <w:pPr>
+              <w:spacing w:after="40"/>
+            </w:pPr>
+            <w:r>
+              <w:rPr>
+                <w:rFonts w:ascii="Consolas" w:eastAsia="Consolas" w:hAnsi="Consolas" w:cs="Consolas"/>
+                <w:sz w:val="20"/>
+                <w:szCs w:val="20"/>
+              </w:rPr>
+              <w:t xml:space="preserve">else </w:t>
+            </w:r>
+            <w:proofErr w:type="spellStart"/>
+            <w:r>
+              <w:rPr>
+                <w:rFonts w:ascii="Consolas" w:eastAsia="Consolas" w:hAnsi="Consolas" w:cs="Consolas"/>
+                <w:sz w:val="20"/>
+                <w:szCs w:val="20"/>
+              </w:rPr>
+              <w:t>if</w:t>
+            </w:r>
+            <w:proofErr w:type="spellEnd"/>
+            <w:r>
+              <w:rPr>
+                <w:rFonts w:ascii="Consolas" w:eastAsia="Consolas" w:hAnsi="Consolas" w:cs="Consolas"/>
+                <w:sz w:val="20"/>
+                <w:szCs w:val="20"/>
+              </w:rPr>
+              <w:t xml:space="preserve"> appartiene (A, y) and appartiene (B, x)</w:t>
+            </w:r>
+          </w:p>
+          <w:p>
+            <w:pPr>
+              <w:spacing w:after="40"/>
+            </w:pPr>
+            <w:proofErr w:type="spellStart"/>
+            <w:r>
+              <w:rPr>
+                <w:rFonts w:ascii="Consolas" w:eastAsia="Consolas" w:hAnsi="Consolas" w:cs="Consolas"/>
+                <w:sz w:val="20"/>
+                <w:szCs w:val="20"/>
+              </w:rPr>
+              <w:t>then</w:t>
+            </w:r>
+            <w:proofErr w:type="spellEnd"/>
+            <w:r>
+              <w:rPr>
+                <w:rFonts w:ascii="Consolas" w:eastAsia="Consolas" w:hAnsi="Consolas" w:cs="Consolas"/>
+                <w:sz w:val="20"/>
+                <w:szCs w:val="20"/>
+              </w:rPr>
+              <w:t xml:space="preserve"> uguale (cancella (B, x), cancella (A, y))</w:t>
+            </w:r>
+          </w:p>
+          <w:p>
+            <w:r>
+              <w:rPr>
+                <w:rFonts w:ascii="Consolas" w:eastAsia="Consolas" w:hAnsi="Consolas" w:cs="Consolas"/>
+                <w:sz w:val="20"/>
+                <w:szCs w:val="20"/>
+              </w:rPr>
+              <w:t>else false</w:t>
+            </w:r>
+          </w:p>
+        </w:tc>
+      </w:tr>
+    </w:tbl>
+    <w:p>
+      <w:pPr>
+        <w:spacing w:before="220" w:after="100"/>
+      </w:pPr>
+      <w:r>
+        <w:rPr>
+          <w:rFonts w:ascii="Calibri" w:eastAsia="Calibri" w:hAnsi="Calibri" w:cs="Calibri"/>
+          <w:b/>
+          <w:bCs/>
+        </w:rPr>
+        <w:t>Assiomi</w:t>
+      </w:r>
+    </w:p>
+    <w:p>
+      <w:pPr>
+        <w:spacing w:after="80"/>
+      </w:pPr>
+      <w:r>
+        <w:rPr>
+          <w:rFonts w:ascii="Consolas" w:eastAsia="Consolas" w:hAnsi="Consolas" w:cs="Consolas"/>
+          <w:sz w:val="20"/>
+          <w:szCs w:val="20"/>
+        </w:rPr>
+        <w:t xml:space="preserve">A, B : insieme;   b : </w:t>
+      </w:r>
+      <w:proofErr w:type="spellStart"/>
+      <w:r>
+        <w:rPr>
+          <w:rFonts w:ascii="Consolas" w:eastAsia="Consolas" w:hAnsi="Consolas" w:cs="Consolas"/>
+          <w:sz w:val="20"/>
+          <w:szCs w:val="20"/>
+        </w:rPr>
+        <w:t>boolean</w:t>
+      </w:r>
+      <w:proofErr w:type="spellEnd"/>
+      <w:r>
+        <w:rPr>
+          <w:rFonts w:ascii="Consolas" w:eastAsia="Consolas" w:hAnsi="Consolas" w:cs="Consolas"/>
+          <w:sz w:val="20"/>
+          <w:szCs w:val="20"/>
+        </w:rPr>
+        <w:t xml:space="preserve">;   x, y : </w:t>
+      </w:r>
+      <w:proofErr w:type="spellStart"/>
+      <w:r>
+        <w:rPr>
+          <w:rFonts w:ascii="Consolas" w:eastAsia="Consolas" w:hAnsi="Consolas" w:cs="Consolas"/>
+          <w:sz w:val="20"/>
+          <w:szCs w:val="20"/>
+        </w:rPr>
+        <w:t>tipoelem</w:t>
+      </w:r>
+      <w:proofErr w:type="spellEnd"/>
+    </w:p>
+    <w:p>
+      <w:pPr>
+        <w:spacing w:after="60"/>
+        <w:ind w:left="360"/>
+      </w:pPr>
+      <w:r>
+        <w:rPr>
+          <w:rFonts w:ascii="Calibri" w:eastAsia="Calibri" w:hAnsi="Calibri" w:cs="Calibri"/>
+        </w:rPr>
+        <w:t xml:space="preserve">• </w:t>
+      </w:r>
+      <w:r>
+        <w:rPr>
+          <w:rFonts w:ascii="Consolas" w:eastAsia="Consolas" w:hAnsi="Consolas" w:cs="Consolas"/>
+          <w:sz w:val="20"/>
+          <w:szCs w:val="20"/>
+        </w:rPr>
+        <w:t>uguale (</w:t>
+      </w:r>
+      <w:proofErr w:type="spellStart"/>
+      <w:r>
+        <w:rPr>
+          <w:rFonts w:ascii="Consolas" w:eastAsia="Consolas" w:hAnsi="Consolas" w:cs="Consolas"/>
+          <w:sz w:val="20"/>
+          <w:szCs w:val="20"/>
+        </w:rPr>
+        <w:t>creainsieme</w:t>
+      </w:r>
+      <w:proofErr w:type="spellEnd"/>
+      <w:r>
+        <w:rPr>
+          <w:rFonts w:ascii="Consolas" w:eastAsia="Consolas" w:hAnsi="Consolas" w:cs="Consolas"/>
+          <w:sz w:val="20"/>
+          <w:szCs w:val="20"/>
+        </w:rPr>
+        <w:t xml:space="preserve"> (), </w:t>
+      </w:r>
+      <w:proofErr w:type="spellStart"/>
+      <w:r>
+        <w:rPr>
+          <w:rFonts w:ascii="Consolas" w:eastAsia="Consolas" w:hAnsi="Consolas" w:cs="Consolas"/>
+          <w:sz w:val="20"/>
+          <w:szCs w:val="20"/>
+        </w:rPr>
+        <w:t>creainsieme</w:t>
+      </w:r>
+      <w:proofErr w:type="spellEnd"/>
+      <w:r>
+        <w:rPr>
+          <w:rFonts w:ascii="Consolas" w:eastAsia="Consolas" w:hAnsi="Consolas" w:cs="Consolas"/>
+          <w:sz w:val="20"/>
+          <w:szCs w:val="20"/>
+        </w:rPr>
+        <w:t xml:space="preserve"> ()) = </w:t>
+      </w:r>
+      <w:proofErr w:type="spellStart"/>
+      <w:r>
+        <w:rPr>
+          <w:rFonts w:ascii="Consolas" w:eastAsia="Consolas" w:hAnsi="Consolas" w:cs="Consolas"/>
+          <w:sz w:val="20"/>
+          <w:szCs w:val="20"/>
+        </w:rPr>
+        <w:t>true</w:t>
+      </w:r>
+      <w:proofErr w:type="spellEnd"/>
+    </w:p>
+    <w:p>
+      <w:pPr>
+        <w:spacing w:after="60"/>
+        <w:ind w:left="360"/>
+      </w:pPr>
+      <w:r>
+        <w:rPr>
+          <w:rFonts w:ascii="Calibri" w:eastAsia="Calibri" w:hAnsi="Calibri" w:cs="Calibri"/>
+        </w:rPr>
+        <w:t xml:space="preserve">• </w:t>
+      </w:r>
+      <w:r>
+        <w:rPr>
+          <w:rFonts w:ascii="Consolas" w:eastAsia="Consolas" w:hAnsi="Consolas" w:cs="Consolas"/>
+          <w:sz w:val="20"/>
+          <w:szCs w:val="20"/>
+        </w:rPr>
+        <w:t>uguale (</w:t>
+      </w:r>
+      <w:proofErr w:type="spellStart"/>
+      <w:r>
+        <w:rPr>
+          <w:rFonts w:ascii="Consolas" w:eastAsia="Consolas" w:hAnsi="Consolas" w:cs="Consolas"/>
+          <w:sz w:val="20"/>
+          <w:szCs w:val="20"/>
+        </w:rPr>
+        <w:t>creainsieme</w:t>
+      </w:r>
+      <w:proofErr w:type="spellEnd"/>
+      <w:r>
+        <w:rPr>
+          <w:rFonts w:ascii="Consolas" w:eastAsia="Consolas" w:hAnsi="Consolas" w:cs="Consolas"/>
+          <w:sz w:val="20"/>
+          <w:szCs w:val="20"/>
+        </w:rPr>
+        <w:t xml:space="preserve"> (), inserisci (A, x)) = false</w:t>
+      </w:r>
+    </w:p>
+    <w:p>
+      <w:pPr>
+        <w:spacing w:after="60"/>
+        <w:ind w:left="360"/>
+      </w:pPr>
+      <w:r>
+        <w:rPr>
+          <w:rFonts w:ascii="Calibri" w:eastAsia="Calibri" w:hAnsi="Calibri" w:cs="Calibri"/>
+        </w:rPr>
+        <w:lastRenderedPageBreak/>
+        <w:t xml:space="preserve">• </w:t>
+      </w:r>
+      <w:r>
+        <w:rPr>
+          <w:rFonts w:ascii="Consolas" w:eastAsia="Consolas" w:hAnsi="Consolas" w:cs="Consolas"/>
+          <w:sz w:val="20"/>
+          <w:szCs w:val="20"/>
+        </w:rPr>
+        <w:t xml:space="preserve">uguale (inserisci (B, y), </w:t>
+      </w:r>
+      <w:proofErr w:type="spellStart"/>
+      <w:r>
+        <w:rPr>
+          <w:rFonts w:ascii="Consolas" w:eastAsia="Consolas" w:hAnsi="Consolas" w:cs="Consolas"/>
+          <w:sz w:val="20"/>
+          <w:szCs w:val="20"/>
+        </w:rPr>
+        <w:t>creainsieme</w:t>
+      </w:r>
+      <w:proofErr w:type="spellEnd"/>
+      <w:r>
+        <w:rPr>
+          <w:rFonts w:ascii="Consolas" w:eastAsia="Consolas" w:hAnsi="Consolas" w:cs="Consolas"/>
+          <w:sz w:val="20"/>
+          <w:szCs w:val="20"/>
+        </w:rPr>
+        <w:t xml:space="preserve"> ()) = false</w:t>
+      </w:r>
+    </w:p>
+    <w:p>
+      <w:pPr>
+        <w:spacing w:after="60"/>
+        <w:ind w:left="360"/>
+      </w:pPr>
+      <w:r>
+        <w:rPr>
+          <w:rFonts w:ascii="Calibri" w:eastAsia="Calibri" w:hAnsi="Calibri" w:cs="Calibri"/>
+        </w:rPr>
+        <w:t xml:space="preserve">• </w:t>
+      </w:r>
+      <w:r>
+        <w:rPr>
+          <w:rFonts w:ascii="Consolas" w:eastAsia="Consolas" w:hAnsi="Consolas" w:cs="Consolas"/>
+          <w:sz w:val="20"/>
+          <w:szCs w:val="20"/>
+        </w:rPr>
+        <w:t xml:space="preserve">uguale (inserisci (B, y), inserisci (A, x)) = </w:t>
+      </w:r>
+      <w:proofErr w:type="spellStart"/>
+      <w:r>
+        <w:rPr>
+          <w:rFonts w:ascii="Consolas" w:eastAsia="Consolas" w:hAnsi="Consolas" w:cs="Consolas"/>
+          <w:sz w:val="20"/>
+          <w:szCs w:val="20"/>
+        </w:rPr>
+        <w:t>If</w:t>
+      </w:r>
+      <w:proofErr w:type="spellEnd"/>
+      <w:r>
+        <w:rPr>
+          <w:rFonts w:ascii="Consolas" w:eastAsia="Consolas" w:hAnsi="Consolas" w:cs="Consolas"/>
+          <w:sz w:val="20"/>
+          <w:szCs w:val="20"/>
+        </w:rPr>
+        <w:t xml:space="preserve"> x = y </w:t>
+      </w:r>
+      <w:proofErr w:type="spellStart"/>
+      <w:r>
+        <w:rPr>
+          <w:rFonts w:ascii="Consolas" w:eastAsia="Consolas" w:hAnsi="Consolas" w:cs="Consolas"/>
+          <w:sz w:val="20"/>
+          <w:szCs w:val="20"/>
+        </w:rPr>
+        <w:t>then</w:t>
+      </w:r>
+      <w:proofErr w:type="spellEnd"/>
+      <w:r>
+        <w:rPr>
+          <w:rFonts w:ascii="Consolas" w:eastAsia="Consolas" w:hAnsi="Consolas" w:cs="Consolas"/>
+          <w:sz w:val="20"/>
+          <w:szCs w:val="20"/>
+        </w:rPr>
+        <w:t xml:space="preserve"> uguale (B, A) else </w:t>
+      </w:r>
+      <w:proofErr w:type="spellStart"/>
+      <w:r>
+        <w:rPr>
+          <w:rFonts w:ascii="Consolas" w:eastAsia="Consolas" w:hAnsi="Consolas" w:cs="Consolas"/>
+          <w:sz w:val="20"/>
+          <w:szCs w:val="20"/>
+        </w:rPr>
+        <w:t>if</w:t>
+      </w:r>
+      <w:proofErr w:type="spellEnd"/>
+      <w:r>
+        <w:rPr>
+          <w:rFonts w:ascii="Consolas" w:eastAsia="Consolas" w:hAnsi="Consolas" w:cs="Consolas"/>
+          <w:sz w:val="20"/>
+          <w:szCs w:val="20"/>
+        </w:rPr>
+        <w:t xml:space="preserve"> appartiene (A, y) and appartiene (B, x) </w:t>
+      </w:r>
+      <w:proofErr w:type="spellStart"/>
+      <w:r>
+        <w:rPr>
+          <w:rFonts w:ascii="Consolas" w:eastAsia="Consolas" w:hAnsi="Consolas" w:cs="Consolas"/>
+          <w:sz w:val="20"/>
+          <w:szCs w:val="20"/>
+        </w:rPr>
+        <w:t>then</w:t>
+      </w:r>
+      <w:proofErr w:type="spellEnd"/>
+      <w:r>
+        <w:rPr>
+          <w:rFonts w:ascii="Consolas" w:eastAsia="Consolas" w:hAnsi="Consolas" w:cs="Consolas"/>
+          <w:sz w:val="20"/>
+          <w:szCs w:val="20"/>
+        </w:rPr>
+        <w:t xml:space="preserve"> uguale (cancella (B, x), cancella (A, y)) else false</w:t>
+      </w:r>
+    </w:p>
+    <w:p>
+      <w:pPr>
+        <w:spacing w:after="120"/>
+      </w:pPr>
+      <w:r>
+        <w:rPr>
+          <w:rFonts w:ascii="Calibri" w:eastAsia="Calibri" w:hAnsi="Calibri" w:cs="Calibri"/>
+        </w:rPr>
+        <w:t>Poiché l'insieme non è ordinato, nel caso in cui i due elementi confrontati siano diversi non è corretto concludere immediatamente false: si verifica tramite appartiene che ciascuno dei due sia presente nell'altro insieme e si ricorre sugli insiemi privati di tali elementi.</w:t>
+      </w:r>
+    </w:p>
+    <w:p>
+      <w:pPr>
+        <w:pStyle w:val="Titolo1"/>
+        <w:spacing w:before="280" w:after="140"/>
+        <w:rPr>
+          <w:sz w:val="24"/>
+          <w:szCs w:val="24"/>
+        </w:rPr>
+      </w:pPr>
+      <w:r>
+        <w:rPr>
+          <w:b/>
+          <w:bCs/>
+          <w:sz w:val="24"/>
+          <w:szCs w:val="24"/>
+        </w:rPr>
+        <w:t xml:space="preserve">Implementazione nuovo operatore binario: inclusione (insieme, insieme) -&gt; </w:t>
+      </w:r>
+      <w:proofErr w:type="spellStart"/>
+      <w:r>
+        <w:rPr>
+          <w:b/>
+          <w:bCs/>
+          <w:sz w:val="24"/>
+          <w:szCs w:val="24"/>
+        </w:rPr>
+        <w:t>boolean</w:t>
+      </w:r>
+      <w:proofErr w:type="spellEnd"/>
+    </w:p>
+    <w:p>
+      <w:pPr>
+        <w:spacing w:after="80"/>
+      </w:pPr>
+      <w:r>
+        <w:rPr>
+          <w:rFonts w:ascii="Consolas" w:eastAsia="Consolas" w:hAnsi="Consolas" w:cs="Consolas"/>
+          <w:sz w:val="20"/>
+          <w:szCs w:val="20"/>
+        </w:rPr>
+        <w:t xml:space="preserve">A, B : insieme;   b : </w:t>
+      </w:r>
+      <w:proofErr w:type="spellStart"/>
+      <w:r>
+        <w:rPr>
+          <w:rFonts w:ascii="Consolas" w:eastAsia="Consolas" w:hAnsi="Consolas" w:cs="Consolas"/>
+          <w:sz w:val="20"/>
+          <w:szCs w:val="20"/>
+        </w:rPr>
+        <w:t>boolean</w:t>
+      </w:r>
+      <w:proofErr w:type="spellEnd"/>
+      <w:r>
+        <w:rPr>
+          <w:rFonts w:ascii="Consolas" w:eastAsia="Consolas" w:hAnsi="Consolas" w:cs="Consolas"/>
+          <w:sz w:val="20"/>
+          <w:szCs w:val="20"/>
+        </w:rPr>
+        <w:t xml:space="preserve">;   x, y : </w:t>
+      </w:r>
+      <w:proofErr w:type="spellStart"/>
+      <w:r>
+        <w:rPr>
+          <w:rFonts w:ascii="Consolas" w:eastAsia="Consolas" w:hAnsi="Consolas" w:cs="Consolas"/>
+          <w:sz w:val="20"/>
+          <w:szCs w:val="20"/>
+        </w:rPr>
+        <w:t>tipoelem</w:t>
+      </w:r>
+      <w:proofErr w:type="spellEnd"/>
+    </w:p>
+    <w:tbl>
+      <w:tblPr>
+        <w:tblW w:w="9360" w:type="dxa"/>
+        <w:tblBorders>
+          <w:top w:val="single" w:sz="4" w:space="0" w:color="auto"/>
+          <w:left w:val="single" w:sz="4" w:space="0" w:color="auto"/>
+          <w:bottom w:val="single" w:sz="4" w:space="0" w:color="auto"/>
+          <w:right w:val="single" w:sz="4" w:space="0" w:color="auto"/>
+          <w:insideH w:val="single" w:sz="4" w:space="0" w:color="auto"/>
+          <w:insideV w:val="single" w:sz="4" w:space="0" w:color="auto"/>
+        </w:tblBorders>
+        <w:tblCellMar>
+          <w:left w:w="10" w:type="dxa"/>
+          <w:right w:w="10" w:type="dxa"/>
+        </w:tblCellMar>
+        <w:tblLook w:val="04A0" w:firstRow="1" w:lastRow="0" w:firstColumn="1" w:lastColumn="0" w:noHBand="0" w:noVBand="1"/>
+      </w:tblPr>
+      <w:tblGrid>
+        <w:gridCol w:w="2400"/>
+        <w:gridCol w:w="3480"/>
+        <w:gridCol w:w="3480"/>
+      </w:tblGrid>
+      <w:tr>
+        <w:tblPrEx>
+          <w:tblCellMar>
+            <w:top w:w="0" w:type="dxa"/>
+            <w:bottom w:w="0" w:type="dxa"/>
+          </w:tblCellMar>
+        </w:tblPrEx>
+        <w:trPr>
+          <w:tblHeader/>
+        </w:trPr>
+        <w:tc>
+          <w:tcPr>
+            <w:tcW w:w="2400" w:type="dxa"/>
+            <w:tcBorders>
+              <w:top w:val="single" w:sz="4" w:space="0" w:color="999999"/>
+              <w:left w:val="single" w:sz="4" w:space="0" w:color="999999"/>
+              <w:bottom w:val="single" w:sz="4" w:space="0" w:color="999999"/>
+              <w:right w:val="single" w:sz="4" w:space="0" w:color="999999"/>
+            </w:tcBorders>
+            <w:shd w:val="clear" w:color="auto" w:fill="2E5395"/>
+            <w:tcMar>
+              <w:top w:w="100" w:type="dxa"/>
+              <w:left w:w="120" w:type="dxa"/>
+              <w:bottom w:w="100" w:type="dxa"/>
+              <w:right w:w="120" w:type="dxa"/>
+            </w:tcMar>
+            <w:vAlign w:val="center"/>
+          </w:tcPr>
+          <w:p>
+            <w:pPr>
+              <w:jc w:val="center"/>
+            </w:pPr>
+            <w:r>
+              <w:rPr>
+                <w:rFonts w:ascii="Calibri" w:eastAsia="Calibri" w:hAnsi="Calibri" w:cs="Calibri"/>
+                <w:b/>
+                <w:bCs/>
+                <w:color w:val="FFFFFF"/>
+                <w:sz w:val="20"/>
+                <w:szCs w:val="20"/>
+              </w:rPr>
+              <w:t>inclusione (B', A')</w:t>
+            </w:r>
+          </w:p>
+        </w:tc>
+        <w:tc>
+          <w:tcPr>
+            <w:tcW w:w="3480" w:type="dxa"/>
+            <w:tcBorders>
+              <w:top w:val="single" w:sz="4" w:space="0" w:color="999999"/>
+              <w:left w:val="single" w:sz="4" w:space="0" w:color="999999"/>
+              <w:bottom w:val="single" w:sz="4" w:space="0" w:color="999999"/>
+              <w:right w:val="single" w:sz="4" w:space="0" w:color="999999"/>
+            </w:tcBorders>
+            <w:shd w:val="clear" w:color="auto" w:fill="2E5395"/>
+            <w:tcMar>
+              <w:top w:w="100" w:type="dxa"/>
+              <w:left w:w="120" w:type="dxa"/>
+              <w:bottom w:w="100" w:type="dxa"/>
+              <w:right w:w="120" w:type="dxa"/>
+            </w:tcMar>
+            <w:vAlign w:val="center"/>
+          </w:tcPr>
+          <w:p>
+            <w:pPr>
+              <w:jc w:val="center"/>
+            </w:pPr>
+            <w:r>
+              <w:rPr>
+                <w:rFonts w:ascii="Calibri" w:eastAsia="Calibri" w:hAnsi="Calibri" w:cs="Calibri"/>
+                <w:b/>
+                <w:bCs/>
+                <w:color w:val="FFFFFF"/>
+                <w:sz w:val="20"/>
+                <w:szCs w:val="20"/>
+              </w:rPr>
+              <w:t xml:space="preserve">Costruttore di A': </w:t>
+            </w:r>
+            <w:proofErr w:type="spellStart"/>
+            <w:r>
+              <w:rPr>
+                <w:rFonts w:ascii="Calibri" w:eastAsia="Calibri" w:hAnsi="Calibri" w:cs="Calibri"/>
+                <w:b/>
+                <w:bCs/>
+                <w:color w:val="FFFFFF"/>
+                <w:sz w:val="20"/>
+                <w:szCs w:val="20"/>
+              </w:rPr>
+              <w:t>creainsieme</w:t>
+            </w:r>
+            <w:proofErr w:type="spellEnd"/>
+            <w:r>
+              <w:rPr>
+                <w:rFonts w:ascii="Calibri" w:eastAsia="Calibri" w:hAnsi="Calibri" w:cs="Calibri"/>
+                <w:b/>
+                <w:bCs/>
+                <w:color w:val="FFFFFF"/>
+                <w:sz w:val="20"/>
+                <w:szCs w:val="20"/>
+              </w:rPr>
+              <w:t xml:space="preserve"> ()</w:t>
+            </w:r>
+          </w:p>
+        </w:tc>
+        <w:tc>
+          <w:tcPr>
+            <w:tcW w:w="3480" w:type="dxa"/>
+            <w:tcBorders>
+              <w:top w:val="single" w:sz="4" w:space="0" w:color="999999"/>
+              <w:left w:val="single" w:sz="4" w:space="0" w:color="999999"/>
+              <w:bottom w:val="single" w:sz="4" w:space="0" w:color="999999"/>
+              <w:right w:val="single" w:sz="4" w:space="0" w:color="999999"/>
+            </w:tcBorders>
+            <w:shd w:val="clear" w:color="auto" w:fill="2E5395"/>
+            <w:tcMar>
+              <w:top w:w="100" w:type="dxa"/>
+              <w:left w:w="120" w:type="dxa"/>
+              <w:bottom w:w="100" w:type="dxa"/>
+              <w:right w:w="120" w:type="dxa"/>
+            </w:tcMar>
+            <w:vAlign w:val="center"/>
+          </w:tcPr>
+          <w:p>
+            <w:pPr>
+              <w:jc w:val="center"/>
+            </w:pPr>
+            <w:r>
+              <w:rPr>
+                <w:rFonts w:ascii="Calibri" w:eastAsia="Calibri" w:hAnsi="Calibri" w:cs="Calibri"/>
+                <w:b/>
+                <w:bCs/>
+                <w:color w:val="FFFFFF"/>
+                <w:sz w:val="20"/>
+                <w:szCs w:val="20"/>
+              </w:rPr>
+              <w:t>Costruttore di A': inserisci (A, x)</w:t>
+            </w:r>
+          </w:p>
+        </w:tc>
+      </w:tr>
+      <w:tr>
+        <w:tblPrEx>
+          <w:tblCellMar>
+            <w:top w:w="0" w:type="dxa"/>
+            <w:bottom w:w="0" w:type="dxa"/>
+          </w:tblCellMar>
+        </w:tblPrEx>
+        <w:tc>
+          <w:tcPr>
+            <w:tcW w:w="2400" w:type="dxa"/>
+            <w:tcBorders>
+              <w:top w:val="single" w:sz="4" w:space="0" w:color="999999"/>
+              <w:left w:val="single" w:sz="4" w:space="0" w:color="999999"/>
+              <w:bottom w:val="single" w:sz="4" w:space="0" w:color="999999"/>
+              <w:right w:val="single" w:sz="4" w:space="0" w:color="999999"/>
+            </w:tcBorders>
+            <w:shd w:val="clear" w:color="auto" w:fill="D9E2F3"/>
+            <w:tcMar>
+              <w:top w:w="100" w:type="dxa"/>
+              <w:left w:w="120" w:type="dxa"/>
+              <w:bottom w:w="100" w:type="dxa"/>
+              <w:right w:w="120" w:type="dxa"/>
+            </w:tcMar>
+            <w:vAlign w:val="center"/>
+          </w:tcPr>
+          <w:p>
+            <w:r>
+              <w:rPr>
+                <w:rFonts w:ascii="Calibri" w:eastAsia="Calibri" w:hAnsi="Calibri" w:cs="Calibri"/>
+                <w:b/>
+                <w:bCs/>
+                <w:sz w:val="20"/>
+                <w:szCs w:val="20"/>
+              </w:rPr>
+              <w:t xml:space="preserve">Costruttore di B': </w:t>
+            </w:r>
+            <w:proofErr w:type="spellStart"/>
+            <w:r>
+              <w:rPr>
+                <w:rFonts w:ascii="Calibri" w:eastAsia="Calibri" w:hAnsi="Calibri" w:cs="Calibri"/>
+                <w:b/>
+                <w:bCs/>
+                <w:sz w:val="20"/>
+                <w:szCs w:val="20"/>
+              </w:rPr>
+              <w:t>creainsieme</w:t>
+            </w:r>
+            <w:proofErr w:type="spellEnd"/>
+            <w:r>
+              <w:rPr>
+                <w:rFonts w:ascii="Calibri" w:eastAsia="Calibri" w:hAnsi="Calibri" w:cs="Calibri"/>
+                <w:b/>
+                <w:bCs/>
+                <w:sz w:val="20"/>
+                <w:szCs w:val="20"/>
+              </w:rPr>
+              <w:t xml:space="preserve"> ()</w:t>
+            </w:r>
+          </w:p>
+        </w:tc>
+        <w:tc>
+          <w:tcPr>
+            <w:tcW w:w="3480" w:type="dxa"/>
+            <w:tcBorders>
+              <w:top w:val="single" w:sz="4" w:space="0" w:color="999999"/>
+              <w:left w:val="single" w:sz="4" w:space="0" w:color="999999"/>
+              <w:bottom w:val="single" w:sz="4" w:space="0" w:color="999999"/>
+              <w:right w:val="single" w:sz="4" w:space="0" w:color="999999"/>
+            </w:tcBorders>
+            <w:tcMar>
+              <w:top w:w="100" w:type="dxa"/>
+              <w:left w:w="120" w:type="dxa"/>
+              <w:bottom w:w="100" w:type="dxa"/>
+              <w:right w:w="120" w:type="dxa"/>
+            </w:tcMar>
+            <w:vAlign w:val="center"/>
+          </w:tcPr>
+          <w:p>
+            <w:r>
+              <w:rPr>
+                <w:rFonts w:ascii="Consolas" w:eastAsia="Consolas" w:hAnsi="Consolas" w:cs="Consolas"/>
+                <w:sz w:val="20"/>
+                <w:szCs w:val="20"/>
+              </w:rPr>
+              <w:t>True</w:t>
+            </w:r>
+          </w:p>
+        </w:tc>
+        <w:tc>
+          <w:tcPr>
+            <w:tcW w:w="3480" w:type="dxa"/>
+            <w:tcBorders>
+              <w:top w:val="single" w:sz="4" w:space="0" w:color="999999"/>
+              <w:left w:val="single" w:sz="4" w:space="0" w:color="999999"/>
+              <w:bottom w:val="single" w:sz="4" w:space="0" w:color="999999"/>
+              <w:right w:val="single" w:sz="4" w:space="0" w:color="999999"/>
+            </w:tcBorders>
+            <w:tcMar>
+              <w:top w:w="100" w:type="dxa"/>
+              <w:left w:w="120" w:type="dxa"/>
+              <w:bottom w:w="100" w:type="dxa"/>
+              <w:right w:w="120" w:type="dxa"/>
+            </w:tcMar>
+            <w:vAlign w:val="center"/>
+          </w:tcPr>
+          <w:p>
+            <w:r>
+              <w:rPr>
+                <w:rFonts w:ascii="Consolas" w:eastAsia="Consolas" w:hAnsi="Consolas" w:cs="Consolas"/>
+                <w:sz w:val="20"/>
+                <w:szCs w:val="20"/>
+              </w:rPr>
+              <w:t>True</w:t>
+            </w:r>
+          </w:p>
+        </w:tc>
+      </w:tr>
+      <w:tr>
+        <w:tblPrEx>
+          <w:tblCellMar>
+            <w:top w:w="0" w:type="dxa"/>
+            <w:bottom w:w="0" w:type="dxa"/>
+          </w:tblCellMar>
+        </w:tblPrEx>
+        <w:tc>
+          <w:tcPr>
+            <w:tcW w:w="2400" w:type="dxa"/>
+            <w:tcBorders>
+              <w:top w:val="single" w:sz="4" w:space="0" w:color="999999"/>
+              <w:left w:val="single" w:sz="4" w:space="0" w:color="999999"/>
+              <w:bottom w:val="single" w:sz="4" w:space="0" w:color="999999"/>
+              <w:right w:val="single" w:sz="4" w:space="0" w:color="999999"/>
+            </w:tcBorders>
+            <w:shd w:val="clear" w:color="auto" w:fill="D9E2F3"/>
+            <w:tcMar>
+              <w:top w:w="100" w:type="dxa"/>
+              <w:left w:w="120" w:type="dxa"/>
+              <w:bottom w:w="100" w:type="dxa"/>
+              <w:right w:w="120" w:type="dxa"/>
+            </w:tcMar>
+            <w:vAlign w:val="center"/>
+          </w:tcPr>
+          <w:p>
+            <w:r>
+              <w:rPr>
+                <w:rFonts w:ascii="Calibri" w:eastAsia="Calibri" w:hAnsi="Calibri" w:cs="Calibri"/>
+                <w:b/>
+                <w:bCs/>
+                <w:sz w:val="20"/>
+                <w:szCs w:val="20"/>
+              </w:rPr>
+              <w:t>Costruttore di B': inserisci (B, y)</w:t>
+            </w:r>
+          </w:p>
+        </w:tc>
+        <w:tc>
+          <w:tcPr>
+            <w:tcW w:w="3480" w:type="dxa"/>
+            <w:tcBorders>
+              <w:top w:val="single" w:sz="4" w:space="0" w:color="999999"/>
+              <w:left w:val="single" w:sz="4" w:space="0" w:color="999999"/>
+              <w:bottom w:val="single" w:sz="4" w:space="0" w:color="999999"/>
+              <w:right w:val="single" w:sz="4" w:space="0" w:color="999999"/>
+            </w:tcBorders>
+            <w:tcMar>
+              <w:top w:w="100" w:type="dxa"/>
+              <w:left w:w="120" w:type="dxa"/>
+              <w:bottom w:w="100" w:type="dxa"/>
+              <w:right w:w="120" w:type="dxa"/>
+            </w:tcMar>
+            <w:vAlign w:val="center"/>
+          </w:tcPr>
+          <w:p>
+            <w:r>
+              <w:rPr>
+                <w:rFonts w:ascii="Consolas" w:eastAsia="Consolas" w:hAnsi="Consolas" w:cs="Consolas"/>
+                <w:sz w:val="20"/>
+                <w:szCs w:val="20"/>
+              </w:rPr>
+              <w:t>False</w:t>
+            </w:r>
+          </w:p>
+        </w:tc>
+        <w:tc>
+          <w:tcPr>
+            <w:tcW w:w="3480" w:type="dxa"/>
+            <w:tcBorders>
+              <w:top w:val="single" w:sz="4" w:space="0" w:color="999999"/>
+              <w:left w:val="single" w:sz="4" w:space="0" w:color="999999"/>
+              <w:bottom w:val="single" w:sz="4" w:space="0" w:color="999999"/>
+              <w:right w:val="single" w:sz="4" w:space="0" w:color="999999"/>
+            </w:tcBorders>
+            <w:tcMar>
+              <w:top w:w="100" w:type="dxa"/>
+              <w:left w:w="120" w:type="dxa"/>
+              <w:bottom w:w="100" w:type="dxa"/>
+              <w:right w:w="120" w:type="dxa"/>
+            </w:tcMar>
+            <w:vAlign w:val="center"/>
+          </w:tcPr>
+          <w:p>
+            <w:pPr>
+              <w:spacing w:after="40"/>
+            </w:pPr>
+            <w:proofErr w:type="spellStart"/>
+            <w:r>
+              <w:rPr>
+                <w:rFonts w:ascii="Consolas" w:eastAsia="Consolas" w:hAnsi="Consolas" w:cs="Consolas"/>
+                <w:sz w:val="20"/>
+                <w:szCs w:val="20"/>
+              </w:rPr>
+              <w:t>If</w:t>
+            </w:r>
+            <w:proofErr w:type="spellEnd"/>
+            <w:r>
+              <w:rPr>
+                <w:rFonts w:ascii="Consolas" w:eastAsia="Consolas" w:hAnsi="Consolas" w:cs="Consolas"/>
+                <w:sz w:val="20"/>
+                <w:szCs w:val="20"/>
+              </w:rPr>
+              <w:t xml:space="preserve"> appartiene (inserisci (A, x), y)</w:t>
+            </w:r>
+          </w:p>
+          <w:p>
+            <w:pPr>
+              <w:spacing w:after="40"/>
+            </w:pPr>
+            <w:proofErr w:type="spellStart"/>
+            <w:r>
+              <w:rPr>
+                <w:rFonts w:ascii="Consolas" w:eastAsia="Consolas" w:hAnsi="Consolas" w:cs="Consolas"/>
+                <w:sz w:val="20"/>
+                <w:szCs w:val="20"/>
+              </w:rPr>
+              <w:t>then</w:t>
+            </w:r>
+            <w:proofErr w:type="spellEnd"/>
+            <w:r>
+              <w:rPr>
+                <w:rFonts w:ascii="Consolas" w:eastAsia="Consolas" w:hAnsi="Consolas" w:cs="Consolas"/>
+                <w:sz w:val="20"/>
+                <w:szCs w:val="20"/>
+              </w:rPr>
+              <w:t xml:space="preserve"> inclusione (B, inserisci (A, x))</w:t>
+            </w:r>
+          </w:p>
+          <w:p>
+            <w:r>
+              <w:rPr>
+                <w:rFonts w:ascii="Consolas" w:eastAsia="Consolas" w:hAnsi="Consolas" w:cs="Consolas"/>
+                <w:sz w:val="20"/>
+                <w:szCs w:val="20"/>
+              </w:rPr>
+              <w:t>else false</w:t>
+            </w:r>
+          </w:p>
+        </w:tc>
+      </w:tr>
+    </w:tbl>
+    <w:p>
+      <w:pPr>
+        <w:spacing w:before="220" w:after="100"/>
+      </w:pPr>
+      <w:r>
+        <w:rPr>
+          <w:rFonts w:ascii="Calibri" w:eastAsia="Calibri" w:hAnsi="Calibri" w:cs="Calibri"/>
+          <w:b/>
+          <w:bCs/>
+        </w:rPr>
+        <w:t>Assiomi</w:t>
+      </w:r>
+    </w:p>
+    <w:p>
+      <w:pPr>
+        <w:spacing w:after="60"/>
+        <w:ind w:left="360"/>
+      </w:pPr>
+      <w:r>
+        <w:rPr>
+          <w:rFonts w:ascii="Calibri" w:eastAsia="Calibri" w:hAnsi="Calibri" w:cs="Calibri"/>
+        </w:rPr>
+        <w:t xml:space="preserve">• </w:t>
+      </w:r>
+      <w:r>
+        <w:rPr>
+          <w:rFonts w:ascii="Consolas" w:eastAsia="Consolas" w:hAnsi="Consolas" w:cs="Consolas"/>
+          <w:sz w:val="20"/>
+          <w:szCs w:val="20"/>
+        </w:rPr>
+        <w:t>inclusione (</w:t>
+      </w:r>
+      <w:proofErr w:type="spellStart"/>
+      <w:r>
+        <w:rPr>
+          <w:rFonts w:ascii="Consolas" w:eastAsia="Consolas" w:hAnsi="Consolas" w:cs="Consolas"/>
+          <w:sz w:val="20"/>
+          <w:szCs w:val="20"/>
+        </w:rPr>
+        <w:t>creainsieme</w:t>
+      </w:r>
+      <w:proofErr w:type="spellEnd"/>
+      <w:r>
+        <w:rPr>
+          <w:rFonts w:ascii="Consolas" w:eastAsia="Consolas" w:hAnsi="Consolas" w:cs="Consolas"/>
+          <w:sz w:val="20"/>
+          <w:szCs w:val="20"/>
+        </w:rPr>
+        <w:t xml:space="preserve"> (), </w:t>
+      </w:r>
+      <w:proofErr w:type="spellStart"/>
+      <w:r>
+        <w:rPr>
+          <w:rFonts w:ascii="Consolas" w:eastAsia="Consolas" w:hAnsi="Consolas" w:cs="Consolas"/>
+          <w:sz w:val="20"/>
+          <w:szCs w:val="20"/>
+        </w:rPr>
+        <w:t>creainsieme</w:t>
+      </w:r>
+      <w:proofErr w:type="spellEnd"/>
+      <w:r>
+        <w:rPr>
+          <w:rFonts w:ascii="Consolas" w:eastAsia="Consolas" w:hAnsi="Consolas" w:cs="Consolas"/>
+          <w:sz w:val="20"/>
+          <w:szCs w:val="20"/>
+        </w:rPr>
+        <w:t xml:space="preserve"> ()) = </w:t>
+      </w:r>
+      <w:proofErr w:type="spellStart"/>
+      <w:r>
+        <w:rPr>
+          <w:rFonts w:ascii="Consolas" w:eastAsia="Consolas" w:hAnsi="Consolas" w:cs="Consolas"/>
+          <w:sz w:val="20"/>
+          <w:szCs w:val="20"/>
+        </w:rPr>
+        <w:t>true</w:t>
+      </w:r>
+      <w:proofErr w:type="spellEnd"/>
+    </w:p>
+    <w:p>
+      <w:pPr>
+        <w:spacing w:after="60"/>
+        <w:ind w:left="360"/>
+      </w:pPr>
+      <w:r>
+        <w:rPr>
+          <w:rFonts w:ascii="Calibri" w:eastAsia="Calibri" w:hAnsi="Calibri" w:cs="Calibri"/>
+        </w:rPr>
+        <w:t xml:space="preserve">• </w:t>
+      </w:r>
+      <w:r>
+        <w:rPr>
+          <w:rFonts w:ascii="Consolas" w:eastAsia="Consolas" w:hAnsi="Consolas" w:cs="Consolas"/>
+          <w:sz w:val="20"/>
+          <w:szCs w:val="20"/>
+        </w:rPr>
+        <w:t>inclusione (</w:t>
+      </w:r>
+      <w:proofErr w:type="spellStart"/>
+      <w:r>
+        <w:rPr>
+          <w:rFonts w:ascii="Consolas" w:eastAsia="Consolas" w:hAnsi="Consolas" w:cs="Consolas"/>
+          <w:sz w:val="20"/>
+          <w:szCs w:val="20"/>
+        </w:rPr>
+        <w:t>creainsieme</w:t>
+      </w:r>
+      <w:proofErr w:type="spellEnd"/>
+      <w:r>
+        <w:rPr>
+          <w:rFonts w:ascii="Consolas" w:eastAsia="Consolas" w:hAnsi="Consolas" w:cs="Consolas"/>
+          <w:sz w:val="20"/>
+          <w:szCs w:val="20"/>
+        </w:rPr>
+        <w:t xml:space="preserve"> (), inserisci (A, x)) = </w:t>
+      </w:r>
+      <w:proofErr w:type="spellStart"/>
+      <w:r>
+        <w:rPr>
+          <w:rFonts w:ascii="Consolas" w:eastAsia="Consolas" w:hAnsi="Consolas" w:cs="Consolas"/>
+          <w:sz w:val="20"/>
+          <w:szCs w:val="20"/>
+        </w:rPr>
+        <w:t>true</w:t>
+      </w:r>
+      <w:proofErr w:type="spellEnd"/>
+    </w:p>
+    <w:p>
+      <w:pPr>
+        <w:spacing w:after="60"/>
+        <w:ind w:left="360"/>
+      </w:pPr>
+      <w:r>
+        <w:rPr>
+          <w:rFonts w:ascii="Calibri" w:eastAsia="Calibri" w:hAnsi="Calibri" w:cs="Calibri"/>
+        </w:rPr>
+        <w:t xml:space="preserve">• </w:t>
+      </w:r>
+      <w:r>
+        <w:rPr>
+          <w:rFonts w:ascii="Consolas" w:eastAsia="Consolas" w:hAnsi="Consolas" w:cs="Consolas"/>
+          <w:sz w:val="20"/>
+          <w:szCs w:val="20"/>
+        </w:rPr>
+        <w:t xml:space="preserve">inclusione (inserisci (B, y), </w:t>
+      </w:r>
+      <w:proofErr w:type="spellStart"/>
+      <w:r>
+        <w:rPr>
+          <w:rFonts w:ascii="Consolas" w:eastAsia="Consolas" w:hAnsi="Consolas" w:cs="Consolas"/>
+          <w:sz w:val="20"/>
+          <w:szCs w:val="20"/>
+        </w:rPr>
+        <w:t>creainsieme</w:t>
+      </w:r>
+      <w:proofErr w:type="spellEnd"/>
+      <w:r>
+        <w:rPr>
+          <w:rFonts w:ascii="Consolas" w:eastAsia="Consolas" w:hAnsi="Consolas" w:cs="Consolas"/>
+          <w:sz w:val="20"/>
+          <w:szCs w:val="20"/>
+        </w:rPr>
+        <w:t xml:space="preserve"> ()) = false</w:t>
+      </w:r>
+    </w:p>
+    <w:p>
+      <w:pPr>
+        <w:spacing w:after="60"/>
+        <w:ind w:left="360"/>
+      </w:pPr>
+      <w:r>
+        <w:rPr>
+          <w:rFonts w:ascii="Calibri" w:eastAsia="Calibri" w:hAnsi="Calibri" w:cs="Calibri"/>
+        </w:rPr>
+        <w:t xml:space="preserve">• </w:t>
+      </w:r>
+      <w:r>
+        <w:rPr>
+          <w:rFonts w:ascii="Consolas" w:eastAsia="Consolas" w:hAnsi="Consolas" w:cs="Consolas"/>
+          <w:sz w:val="20"/>
+          <w:szCs w:val="20"/>
+        </w:rPr>
+        <w:t xml:space="preserve">inclusione (inserisci (B, y), inserisci (A, x)) = </w:t>
+      </w:r>
+      <w:proofErr w:type="spellStart"/>
+      <w:r>
+        <w:rPr>
+          <w:rFonts w:ascii="Consolas" w:eastAsia="Consolas" w:hAnsi="Consolas" w:cs="Consolas"/>
+          <w:sz w:val="20"/>
+          <w:szCs w:val="20"/>
+        </w:rPr>
+        <w:t>If</w:t>
+      </w:r>
+      <w:proofErr w:type="spellEnd"/>
+      <w:r>
+        <w:rPr>
+          <w:rFonts w:ascii="Consolas" w:eastAsia="Consolas" w:hAnsi="Consolas" w:cs="Consolas"/>
+          <w:sz w:val="20"/>
+          <w:szCs w:val="20"/>
+        </w:rPr>
+        <w:t xml:space="preserve"> appartiene (inserisci (A, x), y) </w:t>
+      </w:r>
+      <w:proofErr w:type="spellStart"/>
+      <w:r>
+        <w:rPr>
+          <w:rFonts w:ascii="Consolas" w:eastAsia="Consolas" w:hAnsi="Consolas" w:cs="Consolas"/>
+          <w:sz w:val="20"/>
+          <w:szCs w:val="20"/>
+        </w:rPr>
+        <w:t>then</w:t>
+      </w:r>
+      <w:proofErr w:type="spellEnd"/>
+      <w:r>
+        <w:rPr>
+          <w:rFonts w:ascii="Consolas" w:eastAsia="Consolas" w:hAnsi="Consolas" w:cs="Consolas"/>
+          <w:sz w:val="20"/>
+          <w:szCs w:val="20"/>
+        </w:rPr>
+        <w:t xml:space="preserve"> inclusione (B, inserisci (A, x)) else false</w:t>
       </w:r>
     </w:p>
     <w:p>
@@ -430,31 +3328,7 @@
           <w:rPr>
             <w:rStyle w:val="Collegamentoipertestuale"/>
           </w:rPr>
-          <w:t>Apri diagramma</w:t>
-        </w:r>
-        <w:r>
-          <w:rPr>
-            <w:rStyle w:val="Collegamentoipertestuale"/>
-          </w:rPr>
-          <w:t xml:space="preserve"> </w:t>
-        </w:r>
-        <w:r>
-          <w:rPr>
-            <w:rStyle w:val="Collegamentoipertestuale"/>
-          </w:rPr>
-          <w:t>com</w:t>
-        </w:r>
-        <w:r>
-          <w:rPr>
-            <w:rStyle w:val="Collegamentoipertestuale"/>
-          </w:rPr>
-          <w:t>p</w:t>
-        </w:r>
-        <w:r>
-          <w:rPr>
-            <w:rStyle w:val="Collegamentoipertestuale"/>
-          </w:rPr>
-          <w:t>leto</w:t>
+          <w:t>Apri diagramma completo</w:t>
         </w:r>
       </w:hyperlink>
     </w:p>
@@ -508,6 +3382,7 @@
       <w:bookmarkStart w:id="3" w:name="_br04gzntx6xb"/>
       <w:bookmarkEnd w:id="3"/>
       <w:r>
+        <w:lastRenderedPageBreak/>
         <w:t>Dettagli implementativi</w:t>
       </w:r>
     </w:p>
@@ -526,7 +3401,6 @@
       <w:bookmarkStart w:id="4" w:name="_ghjift3nscgd"/>
       <w:bookmarkEnd w:id="4"/>
       <w:r>
-        <w:lastRenderedPageBreak/>
         <w:t>Programmazione generica</w:t>
       </w:r>
     </w:p>
